--- a/exec/1.MiriStock_포팅메뉴얼.docx
+++ b/exec/1.MiriStock_포팅메뉴얼.docx
@@ -84,8 +84,6 @@
           <w:noProof/>
         </w:rPr>
       </w:pPr>
-      <w:bookmarkStart w:id="0" w:name="_GoBack"/>
-      <w:bookmarkEnd w:id="0"/>
     </w:p>
     <w:p>
       <w:pPr>
@@ -3217,7 +3215,7 @@
               </wp:inline>
             </w:drawing>
           </mc:Choice>
-          <mc:Fallback xmlns:w16sdtdh="http://schemas.microsoft.com/office/word/2020/wordml/sdtdatahash" xmlns:w16="http://schemas.microsoft.com/office/word/2018/wordml" xmlns:w16cid="http://schemas.microsoft.com/office/word/2016/wordml/cid" xmlns:w16cex="http://schemas.microsoft.com/office/word/2018/wordml/cex" xmlns:oel="http://schemas.microsoft.com/office/2019/extlst" xmlns:am3d="http://schemas.microsoft.com/office/drawing/2017/model3d" xmlns:aink="http://schemas.microsoft.com/office/drawing/2016/ink" xmlns:cx8="http://schemas.microsoft.com/office/drawing/2016/5/14/chartex" xmlns:cx7="http://schemas.microsoft.com/office/drawing/2016/5/13/chartex" xmlns:cx6="http://schemas.microsoft.com/office/drawing/2016/5/12/chartex" xmlns:cx5="http://schemas.microsoft.com/office/drawing/2016/5/11/chartex" xmlns:cx4="http://schemas.microsoft.com/office/drawing/2016/5/10/chartex" xmlns:cx3="http://schemas.microsoft.com/office/drawing/2016/5/9/chartex" xmlns:cx2="http://schemas.microsoft.com/office/drawing/2015/10/21/chartex" xmlns:cx1="http://schemas.microsoft.com/office/drawing/2015/9/8/chartex">
+          <mc:Fallback xmlns:cx1="http://schemas.microsoft.com/office/drawing/2015/9/8/chartex" xmlns:cx2="http://schemas.microsoft.com/office/drawing/2015/10/21/chartex" xmlns:cx3="http://schemas.microsoft.com/office/drawing/2016/5/9/chartex" xmlns:cx4="http://schemas.microsoft.com/office/drawing/2016/5/10/chartex" xmlns:cx5="http://schemas.microsoft.com/office/drawing/2016/5/11/chartex" xmlns:cx6="http://schemas.microsoft.com/office/drawing/2016/5/12/chartex" xmlns:cx7="http://schemas.microsoft.com/office/drawing/2016/5/13/chartex" xmlns:cx8="http://schemas.microsoft.com/office/drawing/2016/5/14/chartex" xmlns:aink="http://schemas.microsoft.com/office/drawing/2016/ink" xmlns:am3d="http://schemas.microsoft.com/office/drawing/2017/model3d" xmlns:oel="http://schemas.microsoft.com/office/2019/extlst" xmlns:w16cex="http://schemas.microsoft.com/office/word/2018/wordml/cex" xmlns:w16cid="http://schemas.microsoft.com/office/word/2016/wordml/cid" xmlns:w16="http://schemas.microsoft.com/office/word/2018/wordml" xmlns:w16sdtdh="http://schemas.microsoft.com/office/word/2020/wordml/sdtdatahash">
             <w:pict>
               <v:shapetype w14:anchorId="6C111A58" id="_x0000_t202" coordsize="21600,21600" o:spt="202" path="m,l,21600r21600,l21600,xe">
                 <v:stroke joinstyle="miter"/>
@@ -3398,7 +3396,7 @@
               </wp:inline>
             </w:drawing>
           </mc:Choice>
-          <mc:Fallback xmlns:w16sdtdh="http://schemas.microsoft.com/office/word/2020/wordml/sdtdatahash" xmlns:w16="http://schemas.microsoft.com/office/word/2018/wordml" xmlns:w16cid="http://schemas.microsoft.com/office/word/2016/wordml/cid" xmlns:w16cex="http://schemas.microsoft.com/office/word/2018/wordml/cex" xmlns:oel="http://schemas.microsoft.com/office/2019/extlst" xmlns:am3d="http://schemas.microsoft.com/office/drawing/2017/model3d" xmlns:aink="http://schemas.microsoft.com/office/drawing/2016/ink" xmlns:cx8="http://schemas.microsoft.com/office/drawing/2016/5/14/chartex" xmlns:cx7="http://schemas.microsoft.com/office/drawing/2016/5/13/chartex" xmlns:cx6="http://schemas.microsoft.com/office/drawing/2016/5/12/chartex" xmlns:cx5="http://schemas.microsoft.com/office/drawing/2016/5/11/chartex" xmlns:cx4="http://schemas.microsoft.com/office/drawing/2016/5/10/chartex" xmlns:cx3="http://schemas.microsoft.com/office/drawing/2016/5/9/chartex" xmlns:cx2="http://schemas.microsoft.com/office/drawing/2015/10/21/chartex" xmlns:cx1="http://schemas.microsoft.com/office/drawing/2015/9/8/chartex">
+          <mc:Fallback xmlns:cx1="http://schemas.microsoft.com/office/drawing/2015/9/8/chartex" xmlns:cx2="http://schemas.microsoft.com/office/drawing/2015/10/21/chartex" xmlns:cx3="http://schemas.microsoft.com/office/drawing/2016/5/9/chartex" xmlns:cx4="http://schemas.microsoft.com/office/drawing/2016/5/10/chartex" xmlns:cx5="http://schemas.microsoft.com/office/drawing/2016/5/11/chartex" xmlns:cx6="http://schemas.microsoft.com/office/drawing/2016/5/12/chartex" xmlns:cx7="http://schemas.microsoft.com/office/drawing/2016/5/13/chartex" xmlns:cx8="http://schemas.microsoft.com/office/drawing/2016/5/14/chartex" xmlns:aink="http://schemas.microsoft.com/office/drawing/2016/ink" xmlns:am3d="http://schemas.microsoft.com/office/drawing/2017/model3d" xmlns:oel="http://schemas.microsoft.com/office/2019/extlst" xmlns:w16cex="http://schemas.microsoft.com/office/word/2018/wordml/cex" xmlns:w16cid="http://schemas.microsoft.com/office/word/2016/wordml/cid" xmlns:w16="http://schemas.microsoft.com/office/word/2018/wordml" xmlns:w16sdtdh="http://schemas.microsoft.com/office/word/2020/wordml/sdtdatahash">
             <w:pict>
               <v:shape w14:anchorId="75F34B37" id="Text Box 5" o:spid="_x0000_s1027" type="#_x0000_t202" style="width:447pt;height:30.7pt;visibility:visible;mso-wrap-style:square;mso-left-percent:-10001;mso-top-percent:-10001;mso-position-horizontal:absolute;mso-position-horizontal-relative:char;mso-position-vertical:absolute;mso-position-vertical-relative:line;mso-left-percent:-10001;mso-top-percent:-10001;v-text-anchor:top" o:gfxdata="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" fillcolor="white [3201]" strokeweight=".5pt">
                 <v:textbox>
@@ -16147,7 +16145,6 @@
         <w:spacing w:after="0"/>
         <w:jc w:val="left"/>
         <w:rPr>
-          <w:rFonts w:hint="eastAsia"/>
           <w:b/>
           <w:bCs/>
         </w:rPr>
@@ -17365,7 +17362,7 @@
         <w:spacing w:after="0"/>
         <w:jc w:val="left"/>
         <w:rPr>
-          <w:rFonts w:eastAsiaTheme="minorHAnsi" w:hint="eastAsia"/>
+          <w:rFonts w:eastAsiaTheme="minorHAnsi"/>
           <w:color w:val="000000" w:themeColor="text1"/>
           <w:sz w:val="22"/>
         </w:rPr>
@@ -17593,7 +17590,7 @@
               </wp:inline>
             </w:drawing>
           </mc:Choice>
-          <mc:Fallback xmlns:w16sdtdh="http://schemas.microsoft.com/office/word/2020/wordml/sdtdatahash" xmlns:w16="http://schemas.microsoft.com/office/word/2018/wordml" xmlns:w16cid="http://schemas.microsoft.com/office/word/2016/wordml/cid" xmlns:w16cex="http://schemas.microsoft.com/office/word/2018/wordml/cex" xmlns:oel="http://schemas.microsoft.com/office/2019/extlst" xmlns:am3d="http://schemas.microsoft.com/office/drawing/2017/model3d" xmlns:aink="http://schemas.microsoft.com/office/drawing/2016/ink" xmlns:cx8="http://schemas.microsoft.com/office/drawing/2016/5/14/chartex" xmlns:cx7="http://schemas.microsoft.com/office/drawing/2016/5/13/chartex" xmlns:cx6="http://schemas.microsoft.com/office/drawing/2016/5/12/chartex" xmlns:cx5="http://schemas.microsoft.com/office/drawing/2016/5/11/chartex" xmlns:cx4="http://schemas.microsoft.com/office/drawing/2016/5/10/chartex" xmlns:cx3="http://schemas.microsoft.com/office/drawing/2016/5/9/chartex" xmlns:cx2="http://schemas.microsoft.com/office/drawing/2015/10/21/chartex" xmlns:cx1="http://schemas.microsoft.com/office/drawing/2015/9/8/chartex">
+          <mc:Fallback xmlns:cx1="http://schemas.microsoft.com/office/drawing/2015/9/8/chartex" xmlns:cx2="http://schemas.microsoft.com/office/drawing/2015/10/21/chartex" xmlns:cx3="http://schemas.microsoft.com/office/drawing/2016/5/9/chartex" xmlns:cx4="http://schemas.microsoft.com/office/drawing/2016/5/10/chartex" xmlns:cx5="http://schemas.microsoft.com/office/drawing/2016/5/11/chartex" xmlns:cx6="http://schemas.microsoft.com/office/drawing/2016/5/12/chartex" xmlns:cx7="http://schemas.microsoft.com/office/drawing/2016/5/13/chartex" xmlns:cx8="http://schemas.microsoft.com/office/drawing/2016/5/14/chartex" xmlns:aink="http://schemas.microsoft.com/office/drawing/2016/ink" xmlns:am3d="http://schemas.microsoft.com/office/drawing/2017/model3d" xmlns:oel="http://schemas.microsoft.com/office/2019/extlst" xmlns:w16cex="http://schemas.microsoft.com/office/word/2018/wordml/cex" xmlns:w16cid="http://schemas.microsoft.com/office/word/2016/wordml/cid" xmlns:w16="http://schemas.microsoft.com/office/word/2018/wordml" xmlns:w16sdtdh="http://schemas.microsoft.com/office/word/2020/wordml/sdtdatahash">
             <w:pict>
               <v:shape w14:anchorId="4C05F62C" id="Text Box 14" o:spid="_x0000_s1028" type="#_x0000_t202" style="width:447pt;height:30.7pt;visibility:visible;mso-wrap-style:square;mso-left-percent:-10001;mso-top-percent:-10001;mso-position-horizontal:absolute;mso-position-horizontal-relative:char;mso-position-vertical:absolute;mso-position-vertical-relative:line;mso-left-percent:-10001;mso-top-percent:-10001;v-text-anchor:top" o:gfxdata="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" fillcolor="white [3201]" strokeweight=".5pt">
                 <v:textbox>
@@ -17806,7 +17803,7 @@
               </wp:inline>
             </w:drawing>
           </mc:Choice>
-          <mc:Fallback xmlns:w16sdtdh="http://schemas.microsoft.com/office/word/2020/wordml/sdtdatahash" xmlns:w16="http://schemas.microsoft.com/office/word/2018/wordml" xmlns:w16cid="http://schemas.microsoft.com/office/word/2016/wordml/cid" xmlns:w16cex="http://schemas.microsoft.com/office/word/2018/wordml/cex" xmlns:oel="http://schemas.microsoft.com/office/2019/extlst" xmlns:am3d="http://schemas.microsoft.com/office/drawing/2017/model3d" xmlns:aink="http://schemas.microsoft.com/office/drawing/2016/ink" xmlns:cx8="http://schemas.microsoft.com/office/drawing/2016/5/14/chartex" xmlns:cx7="http://schemas.microsoft.com/office/drawing/2016/5/13/chartex" xmlns:cx6="http://schemas.microsoft.com/office/drawing/2016/5/12/chartex" xmlns:cx5="http://schemas.microsoft.com/office/drawing/2016/5/11/chartex" xmlns:cx4="http://schemas.microsoft.com/office/drawing/2016/5/10/chartex" xmlns:cx3="http://schemas.microsoft.com/office/drawing/2016/5/9/chartex" xmlns:cx2="http://schemas.microsoft.com/office/drawing/2015/10/21/chartex" xmlns:cx1="http://schemas.microsoft.com/office/drawing/2015/9/8/chartex">
+          <mc:Fallback xmlns:cx1="http://schemas.microsoft.com/office/drawing/2015/9/8/chartex" xmlns:cx2="http://schemas.microsoft.com/office/drawing/2015/10/21/chartex" xmlns:cx3="http://schemas.microsoft.com/office/drawing/2016/5/9/chartex" xmlns:cx4="http://schemas.microsoft.com/office/drawing/2016/5/10/chartex" xmlns:cx5="http://schemas.microsoft.com/office/drawing/2016/5/11/chartex" xmlns:cx6="http://schemas.microsoft.com/office/drawing/2016/5/12/chartex" xmlns:cx7="http://schemas.microsoft.com/office/drawing/2016/5/13/chartex" xmlns:cx8="http://schemas.microsoft.com/office/drawing/2016/5/14/chartex" xmlns:aink="http://schemas.microsoft.com/office/drawing/2016/ink" xmlns:am3d="http://schemas.microsoft.com/office/drawing/2017/model3d" xmlns:oel="http://schemas.microsoft.com/office/2019/extlst" xmlns:w16cex="http://schemas.microsoft.com/office/word/2018/wordml/cex" xmlns:w16cid="http://schemas.microsoft.com/office/word/2016/wordml/cid" xmlns:w16="http://schemas.microsoft.com/office/word/2018/wordml" xmlns:w16sdtdh="http://schemas.microsoft.com/office/word/2020/wordml/sdtdatahash">
             <w:pict>
               <v:shape w14:anchorId="27AAF117" id="Text Box 15" o:spid="_x0000_s1029" type="#_x0000_t202" style="width:447pt;height:30.7pt;visibility:visible;mso-wrap-style:square;mso-left-percent:-10001;mso-top-percent:-10001;mso-position-horizontal:absolute;mso-position-horizontal-relative:char;mso-position-vertical:absolute;mso-position-vertical-relative:line;mso-left-percent:-10001;mso-top-percent:-10001;v-text-anchor:top" o:gfxdata="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" fillcolor="white [3201]" strokeweight=".5pt">
                 <v:textbox>
@@ -17989,7 +17986,7 @@
               </wp:inline>
             </w:drawing>
           </mc:Choice>
-          <mc:Fallback xmlns:w16sdtdh="http://schemas.microsoft.com/office/word/2020/wordml/sdtdatahash" xmlns:w16="http://schemas.microsoft.com/office/word/2018/wordml" xmlns:w16cid="http://schemas.microsoft.com/office/word/2016/wordml/cid" xmlns:w16cex="http://schemas.microsoft.com/office/word/2018/wordml/cex" xmlns:oel="http://schemas.microsoft.com/office/2019/extlst" xmlns:am3d="http://schemas.microsoft.com/office/drawing/2017/model3d" xmlns:aink="http://schemas.microsoft.com/office/drawing/2016/ink" xmlns:cx8="http://schemas.microsoft.com/office/drawing/2016/5/14/chartex" xmlns:cx7="http://schemas.microsoft.com/office/drawing/2016/5/13/chartex" xmlns:cx6="http://schemas.microsoft.com/office/drawing/2016/5/12/chartex" xmlns:cx5="http://schemas.microsoft.com/office/drawing/2016/5/11/chartex" xmlns:cx4="http://schemas.microsoft.com/office/drawing/2016/5/10/chartex" xmlns:cx3="http://schemas.microsoft.com/office/drawing/2016/5/9/chartex" xmlns:cx2="http://schemas.microsoft.com/office/drawing/2015/10/21/chartex" xmlns:cx1="http://schemas.microsoft.com/office/drawing/2015/9/8/chartex">
+          <mc:Fallback xmlns:cx1="http://schemas.microsoft.com/office/drawing/2015/9/8/chartex" xmlns:cx2="http://schemas.microsoft.com/office/drawing/2015/10/21/chartex" xmlns:cx3="http://schemas.microsoft.com/office/drawing/2016/5/9/chartex" xmlns:cx4="http://schemas.microsoft.com/office/drawing/2016/5/10/chartex" xmlns:cx5="http://schemas.microsoft.com/office/drawing/2016/5/11/chartex" xmlns:cx6="http://schemas.microsoft.com/office/drawing/2016/5/12/chartex" xmlns:cx7="http://schemas.microsoft.com/office/drawing/2016/5/13/chartex" xmlns:cx8="http://schemas.microsoft.com/office/drawing/2016/5/14/chartex" xmlns:aink="http://schemas.microsoft.com/office/drawing/2016/ink" xmlns:am3d="http://schemas.microsoft.com/office/drawing/2017/model3d" xmlns:oel="http://schemas.microsoft.com/office/2019/extlst" xmlns:w16cex="http://schemas.microsoft.com/office/word/2018/wordml/cex" xmlns:w16cid="http://schemas.microsoft.com/office/word/2016/wordml/cid" xmlns:w16="http://schemas.microsoft.com/office/word/2018/wordml" xmlns:w16sdtdh="http://schemas.microsoft.com/office/word/2020/wordml/sdtdatahash">
             <w:pict>
               <v:shape w14:anchorId="39B75FF8" id="Text Box 16" o:spid="_x0000_s1030" type="#_x0000_t202" style="width:447pt;height:30.7pt;visibility:visible;mso-wrap-style:square;mso-left-percent:-10001;mso-top-percent:-10001;mso-position-horizontal:absolute;mso-position-horizontal-relative:char;mso-position-vertical:absolute;mso-position-vertical-relative:line;mso-left-percent:-10001;mso-top-percent:-10001;v-text-anchor:top" o:gfxdata="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" fillcolor="white [3201]" strokeweight=".5pt">
                 <v:textbox>
@@ -18230,7 +18227,7 @@
               </wp:inline>
             </w:drawing>
           </mc:Choice>
-          <mc:Fallback xmlns:w16sdtdh="http://schemas.microsoft.com/office/word/2020/wordml/sdtdatahash" xmlns:w16="http://schemas.microsoft.com/office/word/2018/wordml" xmlns:w16cid="http://schemas.microsoft.com/office/word/2016/wordml/cid" xmlns:w16cex="http://schemas.microsoft.com/office/word/2018/wordml/cex" xmlns:oel="http://schemas.microsoft.com/office/2019/extlst" xmlns:am3d="http://schemas.microsoft.com/office/drawing/2017/model3d" xmlns:aink="http://schemas.microsoft.com/office/drawing/2016/ink" xmlns:cx8="http://schemas.microsoft.com/office/drawing/2016/5/14/chartex" xmlns:cx7="http://schemas.microsoft.com/office/drawing/2016/5/13/chartex" xmlns:cx6="http://schemas.microsoft.com/office/drawing/2016/5/12/chartex" xmlns:cx5="http://schemas.microsoft.com/office/drawing/2016/5/11/chartex" xmlns:cx4="http://schemas.microsoft.com/office/drawing/2016/5/10/chartex" xmlns:cx3="http://schemas.microsoft.com/office/drawing/2016/5/9/chartex" xmlns:cx2="http://schemas.microsoft.com/office/drawing/2015/10/21/chartex" xmlns:cx1="http://schemas.microsoft.com/office/drawing/2015/9/8/chartex">
+          <mc:Fallback xmlns:cx1="http://schemas.microsoft.com/office/drawing/2015/9/8/chartex" xmlns:cx2="http://schemas.microsoft.com/office/drawing/2015/10/21/chartex" xmlns:cx3="http://schemas.microsoft.com/office/drawing/2016/5/9/chartex" xmlns:cx4="http://schemas.microsoft.com/office/drawing/2016/5/10/chartex" xmlns:cx5="http://schemas.microsoft.com/office/drawing/2016/5/11/chartex" xmlns:cx6="http://schemas.microsoft.com/office/drawing/2016/5/12/chartex" xmlns:cx7="http://schemas.microsoft.com/office/drawing/2016/5/13/chartex" xmlns:cx8="http://schemas.microsoft.com/office/drawing/2016/5/14/chartex" xmlns:aink="http://schemas.microsoft.com/office/drawing/2016/ink" xmlns:am3d="http://schemas.microsoft.com/office/drawing/2017/model3d" xmlns:oel="http://schemas.microsoft.com/office/2019/extlst" xmlns:w16cex="http://schemas.microsoft.com/office/word/2018/wordml/cex" xmlns:w16cid="http://schemas.microsoft.com/office/word/2016/wordml/cid" xmlns:w16="http://schemas.microsoft.com/office/word/2018/wordml" xmlns:w16sdtdh="http://schemas.microsoft.com/office/word/2020/wordml/sdtdatahash">
             <w:pict>
               <v:shape w14:anchorId="160F1D62" id="Text Box 17" o:spid="_x0000_s1031" type="#_x0000_t202" style="width:447pt;height:30.7pt;visibility:visible;mso-wrap-style:square;mso-left-percent:-10001;mso-top-percent:-10001;mso-position-horizontal:absolute;mso-position-horizontal-relative:char;mso-position-vertical:absolute;mso-position-vertical-relative:line;mso-left-percent:-10001;mso-top-percent:-10001;v-text-anchor:top" o:gfxdata="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" fillcolor="white [3201]" strokeweight=".5pt">
                 <v:textbox>
@@ -18471,7 +18468,7 @@
               </wp:inline>
             </w:drawing>
           </mc:Choice>
-          <mc:Fallback xmlns:w16sdtdh="http://schemas.microsoft.com/office/word/2020/wordml/sdtdatahash" xmlns:w16="http://schemas.microsoft.com/office/word/2018/wordml" xmlns:w16cid="http://schemas.microsoft.com/office/word/2016/wordml/cid" xmlns:w16cex="http://schemas.microsoft.com/office/word/2018/wordml/cex" xmlns:oel="http://schemas.microsoft.com/office/2019/extlst" xmlns:am3d="http://schemas.microsoft.com/office/drawing/2017/model3d" xmlns:aink="http://schemas.microsoft.com/office/drawing/2016/ink" xmlns:cx8="http://schemas.microsoft.com/office/drawing/2016/5/14/chartex" xmlns:cx7="http://schemas.microsoft.com/office/drawing/2016/5/13/chartex" xmlns:cx6="http://schemas.microsoft.com/office/drawing/2016/5/12/chartex" xmlns:cx5="http://schemas.microsoft.com/office/drawing/2016/5/11/chartex" xmlns:cx4="http://schemas.microsoft.com/office/drawing/2016/5/10/chartex" xmlns:cx3="http://schemas.microsoft.com/office/drawing/2016/5/9/chartex" xmlns:cx2="http://schemas.microsoft.com/office/drawing/2015/10/21/chartex" xmlns:cx1="http://schemas.microsoft.com/office/drawing/2015/9/8/chartex">
+          <mc:Fallback xmlns:cx1="http://schemas.microsoft.com/office/drawing/2015/9/8/chartex" xmlns:cx2="http://schemas.microsoft.com/office/drawing/2015/10/21/chartex" xmlns:cx3="http://schemas.microsoft.com/office/drawing/2016/5/9/chartex" xmlns:cx4="http://schemas.microsoft.com/office/drawing/2016/5/10/chartex" xmlns:cx5="http://schemas.microsoft.com/office/drawing/2016/5/11/chartex" xmlns:cx6="http://schemas.microsoft.com/office/drawing/2016/5/12/chartex" xmlns:cx7="http://schemas.microsoft.com/office/drawing/2016/5/13/chartex" xmlns:cx8="http://schemas.microsoft.com/office/drawing/2016/5/14/chartex" xmlns:aink="http://schemas.microsoft.com/office/drawing/2016/ink" xmlns:am3d="http://schemas.microsoft.com/office/drawing/2017/model3d" xmlns:oel="http://schemas.microsoft.com/office/2019/extlst" xmlns:w16cex="http://schemas.microsoft.com/office/word/2018/wordml/cex" xmlns:w16cid="http://schemas.microsoft.com/office/word/2016/wordml/cid" xmlns:w16="http://schemas.microsoft.com/office/word/2018/wordml" xmlns:w16sdtdh="http://schemas.microsoft.com/office/word/2020/wordml/sdtdatahash">
             <w:pict>
               <v:shape w14:anchorId="69F16CD3" id="Text Box 18" o:spid="_x0000_s1032" type="#_x0000_t202" style="width:447pt;height:46.65pt;visibility:visible;mso-wrap-style:square;mso-left-percent:-10001;mso-top-percent:-10001;mso-position-horizontal:absolute;mso-position-horizontal-relative:char;mso-position-vertical:absolute;mso-position-vertical-relative:line;mso-left-percent:-10001;mso-top-percent:-10001;v-text-anchor:top" o:gfxdata="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" fillcolor="white [3201]" strokeweight=".5pt">
                 <v:textbox>
@@ -18722,7 +18719,7 @@
               </wp:inline>
             </w:drawing>
           </mc:Choice>
-          <mc:Fallback xmlns:w16sdtdh="http://schemas.microsoft.com/office/word/2020/wordml/sdtdatahash" xmlns:w16="http://schemas.microsoft.com/office/word/2018/wordml" xmlns:w16cid="http://schemas.microsoft.com/office/word/2016/wordml/cid" xmlns:w16cex="http://schemas.microsoft.com/office/word/2018/wordml/cex" xmlns:oel="http://schemas.microsoft.com/office/2019/extlst" xmlns:am3d="http://schemas.microsoft.com/office/drawing/2017/model3d" xmlns:aink="http://schemas.microsoft.com/office/drawing/2016/ink" xmlns:cx8="http://schemas.microsoft.com/office/drawing/2016/5/14/chartex" xmlns:cx7="http://schemas.microsoft.com/office/drawing/2016/5/13/chartex" xmlns:cx6="http://schemas.microsoft.com/office/drawing/2016/5/12/chartex" xmlns:cx5="http://schemas.microsoft.com/office/drawing/2016/5/11/chartex" xmlns:cx4="http://schemas.microsoft.com/office/drawing/2016/5/10/chartex" xmlns:cx3="http://schemas.microsoft.com/office/drawing/2016/5/9/chartex" xmlns:cx2="http://schemas.microsoft.com/office/drawing/2015/10/21/chartex" xmlns:cx1="http://schemas.microsoft.com/office/drawing/2015/9/8/chartex">
+          <mc:Fallback xmlns:cx1="http://schemas.microsoft.com/office/drawing/2015/9/8/chartex" xmlns:cx2="http://schemas.microsoft.com/office/drawing/2015/10/21/chartex" xmlns:cx3="http://schemas.microsoft.com/office/drawing/2016/5/9/chartex" xmlns:cx4="http://schemas.microsoft.com/office/drawing/2016/5/10/chartex" xmlns:cx5="http://schemas.microsoft.com/office/drawing/2016/5/11/chartex" xmlns:cx6="http://schemas.microsoft.com/office/drawing/2016/5/12/chartex" xmlns:cx7="http://schemas.microsoft.com/office/drawing/2016/5/13/chartex" xmlns:cx8="http://schemas.microsoft.com/office/drawing/2016/5/14/chartex" xmlns:aink="http://schemas.microsoft.com/office/drawing/2016/ink" xmlns:am3d="http://schemas.microsoft.com/office/drawing/2017/model3d" xmlns:oel="http://schemas.microsoft.com/office/2019/extlst" xmlns:w16cex="http://schemas.microsoft.com/office/word/2018/wordml/cex" xmlns:w16cid="http://schemas.microsoft.com/office/word/2016/wordml/cid" xmlns:w16="http://schemas.microsoft.com/office/word/2018/wordml" xmlns:w16sdtdh="http://schemas.microsoft.com/office/word/2020/wordml/sdtdatahash">
             <w:pict>
               <v:shape w14:anchorId="60E0BEFB" id="Text Box 19" o:spid="_x0000_s1033" type="#_x0000_t202" style="width:447pt;height:30.7pt;visibility:visible;mso-wrap-style:square;mso-left-percent:-10001;mso-top-percent:-10001;mso-position-horizontal:absolute;mso-position-horizontal-relative:char;mso-position-vertical:absolute;mso-position-vertical-relative:line;mso-left-percent:-10001;mso-top-percent:-10001;v-text-anchor:top" o:gfxdata="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" fillcolor="white [3201]" strokeweight=".5pt">
                 <v:textbox>
@@ -18981,7 +18978,7 @@
               </wp:inline>
             </w:drawing>
           </mc:Choice>
-          <mc:Fallback xmlns:w16sdtdh="http://schemas.microsoft.com/office/word/2020/wordml/sdtdatahash" xmlns:w16="http://schemas.microsoft.com/office/word/2018/wordml" xmlns:w16cid="http://schemas.microsoft.com/office/word/2016/wordml/cid" xmlns:w16cex="http://schemas.microsoft.com/office/word/2018/wordml/cex" xmlns:oel="http://schemas.microsoft.com/office/2019/extlst" xmlns:am3d="http://schemas.microsoft.com/office/drawing/2017/model3d" xmlns:aink="http://schemas.microsoft.com/office/drawing/2016/ink" xmlns:cx8="http://schemas.microsoft.com/office/drawing/2016/5/14/chartex" xmlns:cx7="http://schemas.microsoft.com/office/drawing/2016/5/13/chartex" xmlns:cx6="http://schemas.microsoft.com/office/drawing/2016/5/12/chartex" xmlns:cx5="http://schemas.microsoft.com/office/drawing/2016/5/11/chartex" xmlns:cx4="http://schemas.microsoft.com/office/drawing/2016/5/10/chartex" xmlns:cx3="http://schemas.microsoft.com/office/drawing/2016/5/9/chartex" xmlns:cx2="http://schemas.microsoft.com/office/drawing/2015/10/21/chartex" xmlns:cx1="http://schemas.microsoft.com/office/drawing/2015/9/8/chartex">
+          <mc:Fallback xmlns:cx1="http://schemas.microsoft.com/office/drawing/2015/9/8/chartex" xmlns:cx2="http://schemas.microsoft.com/office/drawing/2015/10/21/chartex" xmlns:cx3="http://schemas.microsoft.com/office/drawing/2016/5/9/chartex" xmlns:cx4="http://schemas.microsoft.com/office/drawing/2016/5/10/chartex" xmlns:cx5="http://schemas.microsoft.com/office/drawing/2016/5/11/chartex" xmlns:cx6="http://schemas.microsoft.com/office/drawing/2016/5/12/chartex" xmlns:cx7="http://schemas.microsoft.com/office/drawing/2016/5/13/chartex" xmlns:cx8="http://schemas.microsoft.com/office/drawing/2016/5/14/chartex" xmlns:aink="http://schemas.microsoft.com/office/drawing/2016/ink" xmlns:am3d="http://schemas.microsoft.com/office/drawing/2017/model3d" xmlns:oel="http://schemas.microsoft.com/office/2019/extlst" xmlns:w16cex="http://schemas.microsoft.com/office/word/2018/wordml/cex" xmlns:w16cid="http://schemas.microsoft.com/office/word/2016/wordml/cid" xmlns:w16="http://schemas.microsoft.com/office/word/2018/wordml" xmlns:w16sdtdh="http://schemas.microsoft.com/office/word/2020/wordml/sdtdatahash">
             <w:pict>
               <v:shape w14:anchorId="2EE7643C" id="Text Box 20" o:spid="_x0000_s1034" type="#_x0000_t202" style="width:447pt;height:30.7pt;visibility:visible;mso-wrap-style:square;mso-left-percent:-10001;mso-top-percent:-10001;mso-position-horizontal:absolute;mso-position-horizontal-relative:char;mso-position-vertical:absolute;mso-position-vertical-relative:line;mso-left-percent:-10001;mso-top-percent:-10001;v-text-anchor:top" o:gfxdata="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" fillcolor="white [3201]" strokeweight=".5pt">
                 <v:textbox>
@@ -19232,7 +19229,7 @@
               </wp:inline>
             </w:drawing>
           </mc:Choice>
-          <mc:Fallback xmlns:w16sdtdh="http://schemas.microsoft.com/office/word/2020/wordml/sdtdatahash" xmlns:w16="http://schemas.microsoft.com/office/word/2018/wordml" xmlns:w16cid="http://schemas.microsoft.com/office/word/2016/wordml/cid" xmlns:w16cex="http://schemas.microsoft.com/office/word/2018/wordml/cex" xmlns:oel="http://schemas.microsoft.com/office/2019/extlst" xmlns:am3d="http://schemas.microsoft.com/office/drawing/2017/model3d" xmlns:aink="http://schemas.microsoft.com/office/drawing/2016/ink" xmlns:cx8="http://schemas.microsoft.com/office/drawing/2016/5/14/chartex" xmlns:cx7="http://schemas.microsoft.com/office/drawing/2016/5/13/chartex" xmlns:cx6="http://schemas.microsoft.com/office/drawing/2016/5/12/chartex" xmlns:cx5="http://schemas.microsoft.com/office/drawing/2016/5/11/chartex" xmlns:cx4="http://schemas.microsoft.com/office/drawing/2016/5/10/chartex" xmlns:cx3="http://schemas.microsoft.com/office/drawing/2016/5/9/chartex" xmlns:cx2="http://schemas.microsoft.com/office/drawing/2015/10/21/chartex" xmlns:cx1="http://schemas.microsoft.com/office/drawing/2015/9/8/chartex">
+          <mc:Fallback xmlns:cx1="http://schemas.microsoft.com/office/drawing/2015/9/8/chartex" xmlns:cx2="http://schemas.microsoft.com/office/drawing/2015/10/21/chartex" xmlns:cx3="http://schemas.microsoft.com/office/drawing/2016/5/9/chartex" xmlns:cx4="http://schemas.microsoft.com/office/drawing/2016/5/10/chartex" xmlns:cx5="http://schemas.microsoft.com/office/drawing/2016/5/11/chartex" xmlns:cx6="http://schemas.microsoft.com/office/drawing/2016/5/12/chartex" xmlns:cx7="http://schemas.microsoft.com/office/drawing/2016/5/13/chartex" xmlns:cx8="http://schemas.microsoft.com/office/drawing/2016/5/14/chartex" xmlns:aink="http://schemas.microsoft.com/office/drawing/2016/ink" xmlns:am3d="http://schemas.microsoft.com/office/drawing/2017/model3d" xmlns:oel="http://schemas.microsoft.com/office/2019/extlst" xmlns:w16cex="http://schemas.microsoft.com/office/word/2018/wordml/cex" xmlns:w16cid="http://schemas.microsoft.com/office/word/2016/wordml/cid" xmlns:w16="http://schemas.microsoft.com/office/word/2018/wordml" xmlns:w16sdtdh="http://schemas.microsoft.com/office/word/2020/wordml/sdtdatahash">
             <w:pict>
               <v:shape w14:anchorId="3D1A7FAF" id="Text Box 21" o:spid="_x0000_s1035" type="#_x0000_t202" style="width:447pt;height:30.7pt;visibility:visible;mso-wrap-style:square;mso-left-percent:-10001;mso-top-percent:-10001;mso-position-horizontal:absolute;mso-position-horizontal-relative:char;mso-position-vertical:absolute;mso-position-vertical-relative:line;mso-left-percent:-10001;mso-top-percent:-10001;v-text-anchor:top" o:gfxdata="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" fillcolor="white [3201]" strokeweight=".5pt">
                 <v:textbox>
@@ -19462,7 +19459,7 @@
               </wp:inline>
             </w:drawing>
           </mc:Choice>
-          <mc:Fallback xmlns:w16sdtdh="http://schemas.microsoft.com/office/word/2020/wordml/sdtdatahash" xmlns:w16="http://schemas.microsoft.com/office/word/2018/wordml" xmlns:w16cid="http://schemas.microsoft.com/office/word/2016/wordml/cid" xmlns:w16cex="http://schemas.microsoft.com/office/word/2018/wordml/cex" xmlns:oel="http://schemas.microsoft.com/office/2019/extlst" xmlns:am3d="http://schemas.microsoft.com/office/drawing/2017/model3d" xmlns:aink="http://schemas.microsoft.com/office/drawing/2016/ink" xmlns:cx8="http://schemas.microsoft.com/office/drawing/2016/5/14/chartex" xmlns:cx7="http://schemas.microsoft.com/office/drawing/2016/5/13/chartex" xmlns:cx6="http://schemas.microsoft.com/office/drawing/2016/5/12/chartex" xmlns:cx5="http://schemas.microsoft.com/office/drawing/2016/5/11/chartex" xmlns:cx4="http://schemas.microsoft.com/office/drawing/2016/5/10/chartex" xmlns:cx3="http://schemas.microsoft.com/office/drawing/2016/5/9/chartex" xmlns:cx2="http://schemas.microsoft.com/office/drawing/2015/10/21/chartex" xmlns:cx1="http://schemas.microsoft.com/office/drawing/2015/9/8/chartex">
+          <mc:Fallback xmlns:cx1="http://schemas.microsoft.com/office/drawing/2015/9/8/chartex" xmlns:cx2="http://schemas.microsoft.com/office/drawing/2015/10/21/chartex" xmlns:cx3="http://schemas.microsoft.com/office/drawing/2016/5/9/chartex" xmlns:cx4="http://schemas.microsoft.com/office/drawing/2016/5/10/chartex" xmlns:cx5="http://schemas.microsoft.com/office/drawing/2016/5/11/chartex" xmlns:cx6="http://schemas.microsoft.com/office/drawing/2016/5/12/chartex" xmlns:cx7="http://schemas.microsoft.com/office/drawing/2016/5/13/chartex" xmlns:cx8="http://schemas.microsoft.com/office/drawing/2016/5/14/chartex" xmlns:aink="http://schemas.microsoft.com/office/drawing/2016/ink" xmlns:am3d="http://schemas.microsoft.com/office/drawing/2017/model3d" xmlns:oel="http://schemas.microsoft.com/office/2019/extlst" xmlns:w16cex="http://schemas.microsoft.com/office/word/2018/wordml/cex" xmlns:w16cid="http://schemas.microsoft.com/office/word/2016/wordml/cid" xmlns:w16="http://schemas.microsoft.com/office/word/2018/wordml" xmlns:w16sdtdh="http://schemas.microsoft.com/office/word/2020/wordml/sdtdatahash">
             <w:pict>
               <v:shape w14:anchorId="5F858F84" id="Text Box 22" o:spid="_x0000_s1036" type="#_x0000_t202" style="width:447pt;height:30.7pt;visibility:visible;mso-wrap-style:square;mso-left-percent:-10001;mso-top-percent:-10001;mso-position-horizontal:absolute;mso-position-horizontal-relative:char;mso-position-vertical:absolute;mso-position-vertical-relative:line;mso-left-percent:-10001;mso-top-percent:-10001;v-text-anchor:top" o:gfxdata="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" fillcolor="white [3201]" strokeweight=".5pt">
                 <v:textbox>
@@ -19677,7 +19674,7 @@
               </wp:inline>
             </w:drawing>
           </mc:Choice>
-          <mc:Fallback xmlns:w16sdtdh="http://schemas.microsoft.com/office/word/2020/wordml/sdtdatahash" xmlns:w16="http://schemas.microsoft.com/office/word/2018/wordml" xmlns:w16cid="http://schemas.microsoft.com/office/word/2016/wordml/cid" xmlns:w16cex="http://schemas.microsoft.com/office/word/2018/wordml/cex" xmlns:oel="http://schemas.microsoft.com/office/2019/extlst" xmlns:am3d="http://schemas.microsoft.com/office/drawing/2017/model3d" xmlns:aink="http://schemas.microsoft.com/office/drawing/2016/ink" xmlns:cx8="http://schemas.microsoft.com/office/drawing/2016/5/14/chartex" xmlns:cx7="http://schemas.microsoft.com/office/drawing/2016/5/13/chartex" xmlns:cx6="http://schemas.microsoft.com/office/drawing/2016/5/12/chartex" xmlns:cx5="http://schemas.microsoft.com/office/drawing/2016/5/11/chartex" xmlns:cx4="http://schemas.microsoft.com/office/drawing/2016/5/10/chartex" xmlns:cx3="http://schemas.microsoft.com/office/drawing/2016/5/9/chartex" xmlns:cx2="http://schemas.microsoft.com/office/drawing/2015/10/21/chartex" xmlns:cx1="http://schemas.microsoft.com/office/drawing/2015/9/8/chartex">
+          <mc:Fallback xmlns:cx1="http://schemas.microsoft.com/office/drawing/2015/9/8/chartex" xmlns:cx2="http://schemas.microsoft.com/office/drawing/2015/10/21/chartex" xmlns:cx3="http://schemas.microsoft.com/office/drawing/2016/5/9/chartex" xmlns:cx4="http://schemas.microsoft.com/office/drawing/2016/5/10/chartex" xmlns:cx5="http://schemas.microsoft.com/office/drawing/2016/5/11/chartex" xmlns:cx6="http://schemas.microsoft.com/office/drawing/2016/5/12/chartex" xmlns:cx7="http://schemas.microsoft.com/office/drawing/2016/5/13/chartex" xmlns:cx8="http://schemas.microsoft.com/office/drawing/2016/5/14/chartex" xmlns:aink="http://schemas.microsoft.com/office/drawing/2016/ink" xmlns:am3d="http://schemas.microsoft.com/office/drawing/2017/model3d" xmlns:oel="http://schemas.microsoft.com/office/2019/extlst" xmlns:w16cex="http://schemas.microsoft.com/office/word/2018/wordml/cex" xmlns:w16cid="http://schemas.microsoft.com/office/word/2016/wordml/cid" xmlns:w16="http://schemas.microsoft.com/office/word/2018/wordml" xmlns:w16sdtdh="http://schemas.microsoft.com/office/word/2020/wordml/sdtdatahash">
             <w:pict>
               <v:shape w14:anchorId="6F8F0CBF" id="Text Box 23" o:spid="_x0000_s1037" type="#_x0000_t202" style="width:447pt;height:30.7pt;visibility:visible;mso-wrap-style:square;mso-left-percent:-10001;mso-top-percent:-10001;mso-position-horizontal:absolute;mso-position-horizontal-relative:char;mso-position-vertical:absolute;mso-position-vertical-relative:line;mso-left-percent:-10001;mso-top-percent:-10001;v-text-anchor:top" o:gfxdata="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" fillcolor="white [3201]" strokeweight=".5pt">
                 <v:textbox>
@@ -19873,7 +19870,7 @@
               </wp:inline>
             </w:drawing>
           </mc:Choice>
-          <mc:Fallback xmlns:w16sdtdh="http://schemas.microsoft.com/office/word/2020/wordml/sdtdatahash" xmlns:w16="http://schemas.microsoft.com/office/word/2018/wordml" xmlns:w16cid="http://schemas.microsoft.com/office/word/2016/wordml/cid" xmlns:w16cex="http://schemas.microsoft.com/office/word/2018/wordml/cex" xmlns:oel="http://schemas.microsoft.com/office/2019/extlst" xmlns:am3d="http://schemas.microsoft.com/office/drawing/2017/model3d" xmlns:aink="http://schemas.microsoft.com/office/drawing/2016/ink" xmlns:cx8="http://schemas.microsoft.com/office/drawing/2016/5/14/chartex" xmlns:cx7="http://schemas.microsoft.com/office/drawing/2016/5/13/chartex" xmlns:cx6="http://schemas.microsoft.com/office/drawing/2016/5/12/chartex" xmlns:cx5="http://schemas.microsoft.com/office/drawing/2016/5/11/chartex" xmlns:cx4="http://schemas.microsoft.com/office/drawing/2016/5/10/chartex" xmlns:cx3="http://schemas.microsoft.com/office/drawing/2016/5/9/chartex" xmlns:cx2="http://schemas.microsoft.com/office/drawing/2015/10/21/chartex" xmlns:cx1="http://schemas.microsoft.com/office/drawing/2015/9/8/chartex">
+          <mc:Fallback xmlns:cx1="http://schemas.microsoft.com/office/drawing/2015/9/8/chartex" xmlns:cx2="http://schemas.microsoft.com/office/drawing/2015/10/21/chartex" xmlns:cx3="http://schemas.microsoft.com/office/drawing/2016/5/9/chartex" xmlns:cx4="http://schemas.microsoft.com/office/drawing/2016/5/10/chartex" xmlns:cx5="http://schemas.microsoft.com/office/drawing/2016/5/11/chartex" xmlns:cx6="http://schemas.microsoft.com/office/drawing/2016/5/12/chartex" xmlns:cx7="http://schemas.microsoft.com/office/drawing/2016/5/13/chartex" xmlns:cx8="http://schemas.microsoft.com/office/drawing/2016/5/14/chartex" xmlns:aink="http://schemas.microsoft.com/office/drawing/2016/ink" xmlns:am3d="http://schemas.microsoft.com/office/drawing/2017/model3d" xmlns:oel="http://schemas.microsoft.com/office/2019/extlst" xmlns:w16cex="http://schemas.microsoft.com/office/word/2018/wordml/cex" xmlns:w16cid="http://schemas.microsoft.com/office/word/2016/wordml/cid" xmlns:w16="http://schemas.microsoft.com/office/word/2018/wordml" xmlns:w16sdtdh="http://schemas.microsoft.com/office/word/2020/wordml/sdtdatahash">
             <w:pict>
               <v:shape w14:anchorId="6D3ADE63" id="Text Box 24" o:spid="_x0000_s1038" type="#_x0000_t202" style="width:447pt;height:30.7pt;visibility:visible;mso-wrap-style:square;mso-left-percent:-10001;mso-top-percent:-10001;mso-position-horizontal:absolute;mso-position-horizontal-relative:char;mso-position-vertical:absolute;mso-position-vertical-relative:line;mso-left-percent:-10001;mso-top-percent:-10001;v-text-anchor:top" o:gfxdata="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" fillcolor="white [3201]" strokeweight=".5pt">
                 <v:textbox>
@@ -20170,7 +20167,7 @@
               </wp:inline>
             </w:drawing>
           </mc:Choice>
-          <mc:Fallback xmlns:w16sdtdh="http://schemas.microsoft.com/office/word/2020/wordml/sdtdatahash" xmlns:w16="http://schemas.microsoft.com/office/word/2018/wordml" xmlns:w16cid="http://schemas.microsoft.com/office/word/2016/wordml/cid" xmlns:w16cex="http://schemas.microsoft.com/office/word/2018/wordml/cex" xmlns:oel="http://schemas.microsoft.com/office/2019/extlst" xmlns:am3d="http://schemas.microsoft.com/office/drawing/2017/model3d" xmlns:aink="http://schemas.microsoft.com/office/drawing/2016/ink" xmlns:cx8="http://schemas.microsoft.com/office/drawing/2016/5/14/chartex" xmlns:cx7="http://schemas.microsoft.com/office/drawing/2016/5/13/chartex" xmlns:cx6="http://schemas.microsoft.com/office/drawing/2016/5/12/chartex" xmlns:cx5="http://schemas.microsoft.com/office/drawing/2016/5/11/chartex" xmlns:cx4="http://schemas.microsoft.com/office/drawing/2016/5/10/chartex" xmlns:cx3="http://schemas.microsoft.com/office/drawing/2016/5/9/chartex" xmlns:cx2="http://schemas.microsoft.com/office/drawing/2015/10/21/chartex" xmlns:cx1="http://schemas.microsoft.com/office/drawing/2015/9/8/chartex">
+          <mc:Fallback xmlns:cx1="http://schemas.microsoft.com/office/drawing/2015/9/8/chartex" xmlns:cx2="http://schemas.microsoft.com/office/drawing/2015/10/21/chartex" xmlns:cx3="http://schemas.microsoft.com/office/drawing/2016/5/9/chartex" xmlns:cx4="http://schemas.microsoft.com/office/drawing/2016/5/10/chartex" xmlns:cx5="http://schemas.microsoft.com/office/drawing/2016/5/11/chartex" xmlns:cx6="http://schemas.microsoft.com/office/drawing/2016/5/12/chartex" xmlns:cx7="http://schemas.microsoft.com/office/drawing/2016/5/13/chartex" xmlns:cx8="http://schemas.microsoft.com/office/drawing/2016/5/14/chartex" xmlns:aink="http://schemas.microsoft.com/office/drawing/2016/ink" xmlns:am3d="http://schemas.microsoft.com/office/drawing/2017/model3d" xmlns:oel="http://schemas.microsoft.com/office/2019/extlst" xmlns:w16cex="http://schemas.microsoft.com/office/word/2018/wordml/cex" xmlns:w16cid="http://schemas.microsoft.com/office/word/2016/wordml/cid" xmlns:w16="http://schemas.microsoft.com/office/word/2018/wordml" xmlns:w16sdtdh="http://schemas.microsoft.com/office/word/2020/wordml/sdtdatahash">
             <w:pict>
               <v:shape w14:anchorId="3111B4BE" id="Text Box 25" o:spid="_x0000_s1039" type="#_x0000_t202" style="width:447pt;height:30.7pt;visibility:visible;mso-wrap-style:square;mso-left-percent:-10001;mso-top-percent:-10001;mso-position-horizontal:absolute;mso-position-horizontal-relative:char;mso-position-vertical:absolute;mso-position-vertical-relative:line;mso-left-percent:-10001;mso-top-percent:-10001;v-text-anchor:top" o:gfxdata="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" fillcolor="white [3201]" strokeweight=".5pt">
                 <v:textbox>
@@ -20403,7 +20400,7 @@
               </wp:inline>
             </w:drawing>
           </mc:Choice>
-          <mc:Fallback xmlns:w16sdtdh="http://schemas.microsoft.com/office/word/2020/wordml/sdtdatahash" xmlns:w16="http://schemas.microsoft.com/office/word/2018/wordml" xmlns:w16cid="http://schemas.microsoft.com/office/word/2016/wordml/cid" xmlns:w16cex="http://schemas.microsoft.com/office/word/2018/wordml/cex" xmlns:oel="http://schemas.microsoft.com/office/2019/extlst" xmlns:am3d="http://schemas.microsoft.com/office/drawing/2017/model3d" xmlns:aink="http://schemas.microsoft.com/office/drawing/2016/ink" xmlns:cx8="http://schemas.microsoft.com/office/drawing/2016/5/14/chartex" xmlns:cx7="http://schemas.microsoft.com/office/drawing/2016/5/13/chartex" xmlns:cx6="http://schemas.microsoft.com/office/drawing/2016/5/12/chartex" xmlns:cx5="http://schemas.microsoft.com/office/drawing/2016/5/11/chartex" xmlns:cx4="http://schemas.microsoft.com/office/drawing/2016/5/10/chartex" xmlns:cx3="http://schemas.microsoft.com/office/drawing/2016/5/9/chartex" xmlns:cx2="http://schemas.microsoft.com/office/drawing/2015/10/21/chartex" xmlns:cx1="http://schemas.microsoft.com/office/drawing/2015/9/8/chartex">
+          <mc:Fallback xmlns:cx1="http://schemas.microsoft.com/office/drawing/2015/9/8/chartex" xmlns:cx2="http://schemas.microsoft.com/office/drawing/2015/10/21/chartex" xmlns:cx3="http://schemas.microsoft.com/office/drawing/2016/5/9/chartex" xmlns:cx4="http://schemas.microsoft.com/office/drawing/2016/5/10/chartex" xmlns:cx5="http://schemas.microsoft.com/office/drawing/2016/5/11/chartex" xmlns:cx6="http://schemas.microsoft.com/office/drawing/2016/5/12/chartex" xmlns:cx7="http://schemas.microsoft.com/office/drawing/2016/5/13/chartex" xmlns:cx8="http://schemas.microsoft.com/office/drawing/2016/5/14/chartex" xmlns:aink="http://schemas.microsoft.com/office/drawing/2016/ink" xmlns:am3d="http://schemas.microsoft.com/office/drawing/2017/model3d" xmlns:oel="http://schemas.microsoft.com/office/2019/extlst" xmlns:w16cex="http://schemas.microsoft.com/office/word/2018/wordml/cex" xmlns:w16cid="http://schemas.microsoft.com/office/word/2016/wordml/cid" xmlns:w16="http://schemas.microsoft.com/office/word/2018/wordml" xmlns:w16sdtdh="http://schemas.microsoft.com/office/word/2020/wordml/sdtdatahash">
             <w:pict>
               <v:shape w14:anchorId="07940B22" id="Text Box 26" o:spid="_x0000_s1040" type="#_x0000_t202" style="width:447pt;height:30.7pt;visibility:visible;mso-wrap-style:square;mso-left-percent:-10001;mso-top-percent:-10001;mso-position-horizontal:absolute;mso-position-horizontal-relative:char;mso-position-vertical:absolute;mso-position-vertical-relative:line;mso-left-percent:-10001;mso-top-percent:-10001;v-text-anchor:top" o:gfxdata="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" fillcolor="white [3201]" strokeweight=".5pt">
                 <v:textbox>
@@ -20638,7 +20635,7 @@
               </wp:inline>
             </w:drawing>
           </mc:Choice>
-          <mc:Fallback xmlns:w16sdtdh="http://schemas.microsoft.com/office/word/2020/wordml/sdtdatahash" xmlns:w16="http://schemas.microsoft.com/office/word/2018/wordml" xmlns:w16cid="http://schemas.microsoft.com/office/word/2016/wordml/cid" xmlns:w16cex="http://schemas.microsoft.com/office/word/2018/wordml/cex" xmlns:oel="http://schemas.microsoft.com/office/2019/extlst" xmlns:am3d="http://schemas.microsoft.com/office/drawing/2017/model3d" xmlns:aink="http://schemas.microsoft.com/office/drawing/2016/ink" xmlns:cx8="http://schemas.microsoft.com/office/drawing/2016/5/14/chartex" xmlns:cx7="http://schemas.microsoft.com/office/drawing/2016/5/13/chartex" xmlns:cx6="http://schemas.microsoft.com/office/drawing/2016/5/12/chartex" xmlns:cx5="http://schemas.microsoft.com/office/drawing/2016/5/11/chartex" xmlns:cx4="http://schemas.microsoft.com/office/drawing/2016/5/10/chartex" xmlns:cx3="http://schemas.microsoft.com/office/drawing/2016/5/9/chartex" xmlns:cx2="http://schemas.microsoft.com/office/drawing/2015/10/21/chartex" xmlns:cx1="http://schemas.microsoft.com/office/drawing/2015/9/8/chartex">
+          <mc:Fallback xmlns:cx1="http://schemas.microsoft.com/office/drawing/2015/9/8/chartex" xmlns:cx2="http://schemas.microsoft.com/office/drawing/2015/10/21/chartex" xmlns:cx3="http://schemas.microsoft.com/office/drawing/2016/5/9/chartex" xmlns:cx4="http://schemas.microsoft.com/office/drawing/2016/5/10/chartex" xmlns:cx5="http://schemas.microsoft.com/office/drawing/2016/5/11/chartex" xmlns:cx6="http://schemas.microsoft.com/office/drawing/2016/5/12/chartex" xmlns:cx7="http://schemas.microsoft.com/office/drawing/2016/5/13/chartex" xmlns:cx8="http://schemas.microsoft.com/office/drawing/2016/5/14/chartex" xmlns:aink="http://schemas.microsoft.com/office/drawing/2016/ink" xmlns:am3d="http://schemas.microsoft.com/office/drawing/2017/model3d" xmlns:oel="http://schemas.microsoft.com/office/2019/extlst" xmlns:w16cex="http://schemas.microsoft.com/office/word/2018/wordml/cex" xmlns:w16cid="http://schemas.microsoft.com/office/word/2016/wordml/cid" xmlns:w16="http://schemas.microsoft.com/office/word/2018/wordml" xmlns:w16sdtdh="http://schemas.microsoft.com/office/word/2020/wordml/sdtdatahash">
             <w:pict>
               <v:shape w14:anchorId="00EB402E" id="Text Box 27" o:spid="_x0000_s1041" type="#_x0000_t202" style="width:447pt;height:30.7pt;visibility:visible;mso-wrap-style:square;mso-left-percent:-10001;mso-top-percent:-10001;mso-position-horizontal:absolute;mso-position-horizontal-relative:char;mso-position-vertical:absolute;mso-position-vertical-relative:line;mso-left-percent:-10001;mso-top-percent:-10001;v-text-anchor:top" o:gfxdata="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" fillcolor="white [3201]" strokeweight=".5pt">
                 <v:textbox>
@@ -20895,7 +20892,7 @@
               </wp:inline>
             </w:drawing>
           </mc:Choice>
-          <mc:Fallback xmlns:w16sdtdh="http://schemas.microsoft.com/office/word/2020/wordml/sdtdatahash" xmlns:w16="http://schemas.microsoft.com/office/word/2018/wordml" xmlns:w16cid="http://schemas.microsoft.com/office/word/2016/wordml/cid" xmlns:w16cex="http://schemas.microsoft.com/office/word/2018/wordml/cex" xmlns:oel="http://schemas.microsoft.com/office/2019/extlst" xmlns:am3d="http://schemas.microsoft.com/office/drawing/2017/model3d" xmlns:aink="http://schemas.microsoft.com/office/drawing/2016/ink" xmlns:cx8="http://schemas.microsoft.com/office/drawing/2016/5/14/chartex" xmlns:cx7="http://schemas.microsoft.com/office/drawing/2016/5/13/chartex" xmlns:cx6="http://schemas.microsoft.com/office/drawing/2016/5/12/chartex" xmlns:cx5="http://schemas.microsoft.com/office/drawing/2016/5/11/chartex" xmlns:cx4="http://schemas.microsoft.com/office/drawing/2016/5/10/chartex" xmlns:cx3="http://schemas.microsoft.com/office/drawing/2016/5/9/chartex" xmlns:cx2="http://schemas.microsoft.com/office/drawing/2015/10/21/chartex" xmlns:cx1="http://schemas.microsoft.com/office/drawing/2015/9/8/chartex">
+          <mc:Fallback xmlns:cx1="http://schemas.microsoft.com/office/drawing/2015/9/8/chartex" xmlns:cx2="http://schemas.microsoft.com/office/drawing/2015/10/21/chartex" xmlns:cx3="http://schemas.microsoft.com/office/drawing/2016/5/9/chartex" xmlns:cx4="http://schemas.microsoft.com/office/drawing/2016/5/10/chartex" xmlns:cx5="http://schemas.microsoft.com/office/drawing/2016/5/11/chartex" xmlns:cx6="http://schemas.microsoft.com/office/drawing/2016/5/12/chartex" xmlns:cx7="http://schemas.microsoft.com/office/drawing/2016/5/13/chartex" xmlns:cx8="http://schemas.microsoft.com/office/drawing/2016/5/14/chartex" xmlns:aink="http://schemas.microsoft.com/office/drawing/2016/ink" xmlns:am3d="http://schemas.microsoft.com/office/drawing/2017/model3d" xmlns:oel="http://schemas.microsoft.com/office/2019/extlst" xmlns:w16cex="http://schemas.microsoft.com/office/word/2018/wordml/cex" xmlns:w16cid="http://schemas.microsoft.com/office/word/2016/wordml/cid" xmlns:w16="http://schemas.microsoft.com/office/word/2018/wordml" xmlns:w16sdtdh="http://schemas.microsoft.com/office/word/2020/wordml/sdtdatahash">
             <w:pict>
               <v:shape w14:anchorId="4E5B62DB" id="Text Box 28" o:spid="_x0000_s1042" type="#_x0000_t202" style="width:447pt;height:30.7pt;visibility:visible;mso-wrap-style:square;mso-left-percent:-10001;mso-top-percent:-10001;mso-position-horizontal:absolute;mso-position-horizontal-relative:char;mso-position-vertical:absolute;mso-position-vertical-relative:line;mso-left-percent:-10001;mso-top-percent:-10001;v-text-anchor:top" o:gfxdata="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" fillcolor="white [3201]" strokeweight=".5pt">
                 <v:textbox>
@@ -21116,7 +21113,7 @@
               </wp:inline>
             </w:drawing>
           </mc:Choice>
-          <mc:Fallback xmlns:w16sdtdh="http://schemas.microsoft.com/office/word/2020/wordml/sdtdatahash" xmlns:w16="http://schemas.microsoft.com/office/word/2018/wordml" xmlns:w16cid="http://schemas.microsoft.com/office/word/2016/wordml/cid" xmlns:w16cex="http://schemas.microsoft.com/office/word/2018/wordml/cex" xmlns:oel="http://schemas.microsoft.com/office/2019/extlst" xmlns:am3d="http://schemas.microsoft.com/office/drawing/2017/model3d" xmlns:aink="http://schemas.microsoft.com/office/drawing/2016/ink" xmlns:cx8="http://schemas.microsoft.com/office/drawing/2016/5/14/chartex" xmlns:cx7="http://schemas.microsoft.com/office/drawing/2016/5/13/chartex" xmlns:cx6="http://schemas.microsoft.com/office/drawing/2016/5/12/chartex" xmlns:cx5="http://schemas.microsoft.com/office/drawing/2016/5/11/chartex" xmlns:cx4="http://schemas.microsoft.com/office/drawing/2016/5/10/chartex" xmlns:cx3="http://schemas.microsoft.com/office/drawing/2016/5/9/chartex" xmlns:cx2="http://schemas.microsoft.com/office/drawing/2015/10/21/chartex" xmlns:cx1="http://schemas.microsoft.com/office/drawing/2015/9/8/chartex">
+          <mc:Fallback xmlns:cx1="http://schemas.microsoft.com/office/drawing/2015/9/8/chartex" xmlns:cx2="http://schemas.microsoft.com/office/drawing/2015/10/21/chartex" xmlns:cx3="http://schemas.microsoft.com/office/drawing/2016/5/9/chartex" xmlns:cx4="http://schemas.microsoft.com/office/drawing/2016/5/10/chartex" xmlns:cx5="http://schemas.microsoft.com/office/drawing/2016/5/11/chartex" xmlns:cx6="http://schemas.microsoft.com/office/drawing/2016/5/12/chartex" xmlns:cx7="http://schemas.microsoft.com/office/drawing/2016/5/13/chartex" xmlns:cx8="http://schemas.microsoft.com/office/drawing/2016/5/14/chartex" xmlns:aink="http://schemas.microsoft.com/office/drawing/2016/ink" xmlns:am3d="http://schemas.microsoft.com/office/drawing/2017/model3d" xmlns:oel="http://schemas.microsoft.com/office/2019/extlst" xmlns:w16cex="http://schemas.microsoft.com/office/word/2018/wordml/cex" xmlns:w16cid="http://schemas.microsoft.com/office/word/2016/wordml/cid" xmlns:w16="http://schemas.microsoft.com/office/word/2018/wordml" xmlns:w16sdtdh="http://schemas.microsoft.com/office/word/2020/wordml/sdtdatahash">
             <w:pict>
               <v:shape w14:anchorId="65D0555A" id="Text Box 29" o:spid="_x0000_s1043" type="#_x0000_t202" style="width:447pt;height:30.7pt;visibility:visible;mso-wrap-style:square;mso-left-percent:-10001;mso-top-percent:-10001;mso-position-horizontal:absolute;mso-position-horizontal-relative:char;mso-position-vertical:absolute;mso-position-vertical-relative:line;mso-left-percent:-10001;mso-top-percent:-10001;v-text-anchor:top" o:gfxdata="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" fillcolor="white [3201]" strokeweight=".5pt">
                 <v:textbox>
@@ -21309,7 +21306,7 @@
               </wp:inline>
             </w:drawing>
           </mc:Choice>
-          <mc:Fallback xmlns:w16sdtdh="http://schemas.microsoft.com/office/word/2020/wordml/sdtdatahash" xmlns:w16="http://schemas.microsoft.com/office/word/2018/wordml" xmlns:w16cid="http://schemas.microsoft.com/office/word/2016/wordml/cid" xmlns:w16cex="http://schemas.microsoft.com/office/word/2018/wordml/cex" xmlns:oel="http://schemas.microsoft.com/office/2019/extlst" xmlns:am3d="http://schemas.microsoft.com/office/drawing/2017/model3d" xmlns:aink="http://schemas.microsoft.com/office/drawing/2016/ink" xmlns:cx8="http://schemas.microsoft.com/office/drawing/2016/5/14/chartex" xmlns:cx7="http://schemas.microsoft.com/office/drawing/2016/5/13/chartex" xmlns:cx6="http://schemas.microsoft.com/office/drawing/2016/5/12/chartex" xmlns:cx5="http://schemas.microsoft.com/office/drawing/2016/5/11/chartex" xmlns:cx4="http://schemas.microsoft.com/office/drawing/2016/5/10/chartex" xmlns:cx3="http://schemas.microsoft.com/office/drawing/2016/5/9/chartex" xmlns:cx2="http://schemas.microsoft.com/office/drawing/2015/10/21/chartex" xmlns:cx1="http://schemas.microsoft.com/office/drawing/2015/9/8/chartex">
+          <mc:Fallback xmlns:cx1="http://schemas.microsoft.com/office/drawing/2015/9/8/chartex" xmlns:cx2="http://schemas.microsoft.com/office/drawing/2015/10/21/chartex" xmlns:cx3="http://schemas.microsoft.com/office/drawing/2016/5/9/chartex" xmlns:cx4="http://schemas.microsoft.com/office/drawing/2016/5/10/chartex" xmlns:cx5="http://schemas.microsoft.com/office/drawing/2016/5/11/chartex" xmlns:cx6="http://schemas.microsoft.com/office/drawing/2016/5/12/chartex" xmlns:cx7="http://schemas.microsoft.com/office/drawing/2016/5/13/chartex" xmlns:cx8="http://schemas.microsoft.com/office/drawing/2016/5/14/chartex" xmlns:aink="http://schemas.microsoft.com/office/drawing/2016/ink" xmlns:am3d="http://schemas.microsoft.com/office/drawing/2017/model3d" xmlns:oel="http://schemas.microsoft.com/office/2019/extlst" xmlns:w16cex="http://schemas.microsoft.com/office/word/2018/wordml/cex" xmlns:w16cid="http://schemas.microsoft.com/office/word/2016/wordml/cid" xmlns:w16="http://schemas.microsoft.com/office/word/2018/wordml" xmlns:w16sdtdh="http://schemas.microsoft.com/office/word/2020/wordml/sdtdatahash">
             <w:pict>
               <v:shape w14:anchorId="4F029D14" id="Text Box 30" o:spid="_x0000_s1044" type="#_x0000_t202" style="width:447pt;height:30.7pt;visibility:visible;mso-wrap-style:square;mso-left-percent:-10001;mso-top-percent:-10001;mso-position-horizontal:absolute;mso-position-horizontal-relative:char;mso-position-vertical:absolute;mso-position-vertical-relative:line;mso-left-percent:-10001;mso-top-percent:-10001;v-text-anchor:top" o:gfxdata="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" fillcolor="white [3201]" strokeweight=".5pt">
                 <v:textbox>
@@ -21829,7 +21826,7 @@
               </wp:inline>
             </w:drawing>
           </mc:Choice>
-          <mc:Fallback xmlns:w16sdtdh="http://schemas.microsoft.com/office/word/2020/wordml/sdtdatahash" xmlns:w16="http://schemas.microsoft.com/office/word/2018/wordml" xmlns:w16cid="http://schemas.microsoft.com/office/word/2016/wordml/cid" xmlns:w16cex="http://schemas.microsoft.com/office/word/2018/wordml/cex" xmlns:oel="http://schemas.microsoft.com/office/2019/extlst" xmlns:am3d="http://schemas.microsoft.com/office/drawing/2017/model3d" xmlns:aink="http://schemas.microsoft.com/office/drawing/2016/ink" xmlns:cx8="http://schemas.microsoft.com/office/drawing/2016/5/14/chartex" xmlns:cx7="http://schemas.microsoft.com/office/drawing/2016/5/13/chartex" xmlns:cx6="http://schemas.microsoft.com/office/drawing/2016/5/12/chartex" xmlns:cx5="http://schemas.microsoft.com/office/drawing/2016/5/11/chartex" xmlns:cx4="http://schemas.microsoft.com/office/drawing/2016/5/10/chartex" xmlns:cx3="http://schemas.microsoft.com/office/drawing/2016/5/9/chartex" xmlns:cx2="http://schemas.microsoft.com/office/drawing/2015/10/21/chartex" xmlns:cx1="http://schemas.microsoft.com/office/drawing/2015/9/8/chartex">
+          <mc:Fallback xmlns:cx1="http://schemas.microsoft.com/office/drawing/2015/9/8/chartex" xmlns:cx2="http://schemas.microsoft.com/office/drawing/2015/10/21/chartex" xmlns:cx3="http://schemas.microsoft.com/office/drawing/2016/5/9/chartex" xmlns:cx4="http://schemas.microsoft.com/office/drawing/2016/5/10/chartex" xmlns:cx5="http://schemas.microsoft.com/office/drawing/2016/5/11/chartex" xmlns:cx6="http://schemas.microsoft.com/office/drawing/2016/5/12/chartex" xmlns:cx7="http://schemas.microsoft.com/office/drawing/2016/5/13/chartex" xmlns:cx8="http://schemas.microsoft.com/office/drawing/2016/5/14/chartex" xmlns:aink="http://schemas.microsoft.com/office/drawing/2016/ink" xmlns:am3d="http://schemas.microsoft.com/office/drawing/2017/model3d" xmlns:oel="http://schemas.microsoft.com/office/2019/extlst" xmlns:w16cex="http://schemas.microsoft.com/office/word/2018/wordml/cex" xmlns:w16cid="http://schemas.microsoft.com/office/word/2016/wordml/cid" xmlns:w16="http://schemas.microsoft.com/office/word/2018/wordml" xmlns:w16sdtdh="http://schemas.microsoft.com/office/word/2020/wordml/sdtdatahash">
             <w:pict>
               <v:shape w14:anchorId="539CD824" id="Text Box 31" o:spid="_x0000_s1045" type="#_x0000_t202" style="width:447pt;height:142.85pt;visibility:visible;mso-wrap-style:square;mso-left-percent:-10001;mso-top-percent:-10001;mso-position-horizontal:absolute;mso-position-horizontal-relative:char;mso-position-vertical:absolute;mso-position-vertical-relative:line;mso-left-percent:-10001;mso-top-percent:-10001;v-text-anchor:top" o:gfxdata="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" fillcolor="white [3201]" strokeweight=".5pt">
                 <v:textbox>
@@ -23298,7 +23295,7 @@
               </wp:inline>
             </w:drawing>
           </mc:Choice>
-          <mc:Fallback xmlns:w16sdtdh="http://schemas.microsoft.com/office/word/2020/wordml/sdtdatahash" xmlns:w16="http://schemas.microsoft.com/office/word/2018/wordml" xmlns:w16cid="http://schemas.microsoft.com/office/word/2016/wordml/cid" xmlns:w16cex="http://schemas.microsoft.com/office/word/2018/wordml/cex" xmlns:oel="http://schemas.microsoft.com/office/2019/extlst" xmlns:am3d="http://schemas.microsoft.com/office/drawing/2017/model3d" xmlns:aink="http://schemas.microsoft.com/office/drawing/2016/ink" xmlns:cx8="http://schemas.microsoft.com/office/drawing/2016/5/14/chartex" xmlns:cx7="http://schemas.microsoft.com/office/drawing/2016/5/13/chartex" xmlns:cx6="http://schemas.microsoft.com/office/drawing/2016/5/12/chartex" xmlns:cx5="http://schemas.microsoft.com/office/drawing/2016/5/11/chartex" xmlns:cx4="http://schemas.microsoft.com/office/drawing/2016/5/10/chartex" xmlns:cx3="http://schemas.microsoft.com/office/drawing/2016/5/9/chartex" xmlns:cx2="http://schemas.microsoft.com/office/drawing/2015/10/21/chartex" xmlns:cx1="http://schemas.microsoft.com/office/drawing/2015/9/8/chartex">
+          <mc:Fallback xmlns:cx1="http://schemas.microsoft.com/office/drawing/2015/9/8/chartex" xmlns:cx2="http://schemas.microsoft.com/office/drawing/2015/10/21/chartex" xmlns:cx3="http://schemas.microsoft.com/office/drawing/2016/5/9/chartex" xmlns:cx4="http://schemas.microsoft.com/office/drawing/2016/5/10/chartex" xmlns:cx5="http://schemas.microsoft.com/office/drawing/2016/5/11/chartex" xmlns:cx6="http://schemas.microsoft.com/office/drawing/2016/5/12/chartex" xmlns:cx7="http://schemas.microsoft.com/office/drawing/2016/5/13/chartex" xmlns:cx8="http://schemas.microsoft.com/office/drawing/2016/5/14/chartex" xmlns:aink="http://schemas.microsoft.com/office/drawing/2016/ink" xmlns:am3d="http://schemas.microsoft.com/office/drawing/2017/model3d" xmlns:oel="http://schemas.microsoft.com/office/2019/extlst" xmlns:w16cex="http://schemas.microsoft.com/office/word/2018/wordml/cex" xmlns:w16cid="http://schemas.microsoft.com/office/word/2016/wordml/cid" xmlns:w16="http://schemas.microsoft.com/office/word/2018/wordml" xmlns:w16sdtdh="http://schemas.microsoft.com/office/word/2020/wordml/sdtdatahash">
             <w:pict>
               <v:shape w14:anchorId="64BFB5E4" id="Text Box 32" o:spid="_x0000_s1046" type="#_x0000_t202" style="width:447pt;height:59.9pt;visibility:visible;mso-wrap-style:square;mso-left-percent:-10001;mso-top-percent:-10001;mso-position-horizontal:absolute;mso-position-horizontal-relative:char;mso-position-vertical:absolute;mso-position-vertical-relative:line;mso-left-percent:-10001;mso-top-percent:-10001;v-text-anchor:top" o:gfxdata="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" fillcolor="white [3201]" strokeweight=".5pt">
                 <v:textbox>
@@ -23588,7 +23585,7 @@
               </wp:inline>
             </w:drawing>
           </mc:Choice>
-          <mc:Fallback xmlns:w16sdtdh="http://schemas.microsoft.com/office/word/2020/wordml/sdtdatahash" xmlns:w16="http://schemas.microsoft.com/office/word/2018/wordml" xmlns:w16cid="http://schemas.microsoft.com/office/word/2016/wordml/cid" xmlns:w16cex="http://schemas.microsoft.com/office/word/2018/wordml/cex" xmlns:oel="http://schemas.microsoft.com/office/2019/extlst" xmlns:am3d="http://schemas.microsoft.com/office/drawing/2017/model3d" xmlns:aink="http://schemas.microsoft.com/office/drawing/2016/ink" xmlns:cx8="http://schemas.microsoft.com/office/drawing/2016/5/14/chartex" xmlns:cx7="http://schemas.microsoft.com/office/drawing/2016/5/13/chartex" xmlns:cx6="http://schemas.microsoft.com/office/drawing/2016/5/12/chartex" xmlns:cx5="http://schemas.microsoft.com/office/drawing/2016/5/11/chartex" xmlns:cx4="http://schemas.microsoft.com/office/drawing/2016/5/10/chartex" xmlns:cx3="http://schemas.microsoft.com/office/drawing/2016/5/9/chartex" xmlns:cx2="http://schemas.microsoft.com/office/drawing/2015/10/21/chartex" xmlns:cx1="http://schemas.microsoft.com/office/drawing/2015/9/8/chartex">
+          <mc:Fallback xmlns:cx1="http://schemas.microsoft.com/office/drawing/2015/9/8/chartex" xmlns:cx2="http://schemas.microsoft.com/office/drawing/2015/10/21/chartex" xmlns:cx3="http://schemas.microsoft.com/office/drawing/2016/5/9/chartex" xmlns:cx4="http://schemas.microsoft.com/office/drawing/2016/5/10/chartex" xmlns:cx5="http://schemas.microsoft.com/office/drawing/2016/5/11/chartex" xmlns:cx6="http://schemas.microsoft.com/office/drawing/2016/5/12/chartex" xmlns:cx7="http://schemas.microsoft.com/office/drawing/2016/5/13/chartex" xmlns:cx8="http://schemas.microsoft.com/office/drawing/2016/5/14/chartex" xmlns:aink="http://schemas.microsoft.com/office/drawing/2016/ink" xmlns:am3d="http://schemas.microsoft.com/office/drawing/2017/model3d" xmlns:oel="http://schemas.microsoft.com/office/2019/extlst" xmlns:w16cex="http://schemas.microsoft.com/office/word/2018/wordml/cex" xmlns:w16cid="http://schemas.microsoft.com/office/word/2016/wordml/cid" xmlns:w16="http://schemas.microsoft.com/office/word/2018/wordml" xmlns:w16sdtdh="http://schemas.microsoft.com/office/word/2020/wordml/sdtdatahash">
             <w:pict>
               <v:shape w14:anchorId="08DB5B9E" id="Text Box 33" o:spid="_x0000_s1047" type="#_x0000_t202" style="width:447pt;height:26.5pt;visibility:visible;mso-wrap-style:square;mso-left-percent:-10001;mso-top-percent:-10001;mso-position-horizontal:absolute;mso-position-horizontal-relative:char;mso-position-vertical:absolute;mso-position-vertical-relative:line;mso-left-percent:-10001;mso-top-percent:-10001;v-text-anchor:top" o:gfxdata="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" fillcolor="white [3201]" strokeweight=".5pt">
                 <v:textbox>
@@ -23855,7 +23852,7 @@
               </wp:inline>
             </w:drawing>
           </mc:Choice>
-          <mc:Fallback xmlns:w16sdtdh="http://schemas.microsoft.com/office/word/2020/wordml/sdtdatahash" xmlns:w16="http://schemas.microsoft.com/office/word/2018/wordml" xmlns:w16cid="http://schemas.microsoft.com/office/word/2016/wordml/cid" xmlns:w16cex="http://schemas.microsoft.com/office/word/2018/wordml/cex" xmlns:oel="http://schemas.microsoft.com/office/2019/extlst" xmlns:am3d="http://schemas.microsoft.com/office/drawing/2017/model3d" xmlns:aink="http://schemas.microsoft.com/office/drawing/2016/ink" xmlns:cx8="http://schemas.microsoft.com/office/drawing/2016/5/14/chartex" xmlns:cx7="http://schemas.microsoft.com/office/drawing/2016/5/13/chartex" xmlns:cx6="http://schemas.microsoft.com/office/drawing/2016/5/12/chartex" xmlns:cx5="http://schemas.microsoft.com/office/drawing/2016/5/11/chartex" xmlns:cx4="http://schemas.microsoft.com/office/drawing/2016/5/10/chartex" xmlns:cx3="http://schemas.microsoft.com/office/drawing/2016/5/9/chartex" xmlns:cx2="http://schemas.microsoft.com/office/drawing/2015/10/21/chartex" xmlns:cx1="http://schemas.microsoft.com/office/drawing/2015/9/8/chartex">
+          <mc:Fallback xmlns:cx1="http://schemas.microsoft.com/office/drawing/2015/9/8/chartex" xmlns:cx2="http://schemas.microsoft.com/office/drawing/2015/10/21/chartex" xmlns:cx3="http://schemas.microsoft.com/office/drawing/2016/5/9/chartex" xmlns:cx4="http://schemas.microsoft.com/office/drawing/2016/5/10/chartex" xmlns:cx5="http://schemas.microsoft.com/office/drawing/2016/5/11/chartex" xmlns:cx6="http://schemas.microsoft.com/office/drawing/2016/5/12/chartex" xmlns:cx7="http://schemas.microsoft.com/office/drawing/2016/5/13/chartex" xmlns:cx8="http://schemas.microsoft.com/office/drawing/2016/5/14/chartex" xmlns:aink="http://schemas.microsoft.com/office/drawing/2016/ink" xmlns:am3d="http://schemas.microsoft.com/office/drawing/2017/model3d" xmlns:oel="http://schemas.microsoft.com/office/2019/extlst" xmlns:w16cex="http://schemas.microsoft.com/office/word/2018/wordml/cex" xmlns:w16cid="http://schemas.microsoft.com/office/word/2016/wordml/cid" xmlns:w16="http://schemas.microsoft.com/office/word/2018/wordml" xmlns:w16sdtdh="http://schemas.microsoft.com/office/word/2020/wordml/sdtdatahash">
             <w:pict>
               <v:shape w14:anchorId="78BA75C0" id="Text Box 34" o:spid="_x0000_s1048" type="#_x0000_t202" style="width:447pt;height:59.9pt;visibility:visible;mso-wrap-style:square;mso-left-percent:-10001;mso-top-percent:-10001;mso-position-horizontal:absolute;mso-position-horizontal-relative:char;mso-position-vertical:absolute;mso-position-vertical-relative:line;mso-left-percent:-10001;mso-top-percent:-10001;v-text-anchor:top" o:gfxdata="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" fillcolor="white [3201]" strokeweight=".5pt">
                 <v:textbox>
@@ -24702,9 +24699,141 @@
         <w:spacing w:after="0"/>
         <w:jc w:val="left"/>
       </w:pPr>
-      <w:r>
+    </w:p>
+    <w:p>
+      <w:pPr>
+        <w:spacing w:after="0"/>
+        <w:jc w:val="left"/>
+      </w:pPr>
+    </w:p>
+    <w:p>
+      <w:pPr>
+        <w:spacing w:after="0"/>
+        <w:jc w:val="left"/>
+      </w:pPr>
+    </w:p>
+    <w:p>
+      <w:pPr>
+        <w:spacing w:after="0"/>
+        <w:jc w:val="left"/>
+      </w:pPr>
+    </w:p>
+    <w:p>
+      <w:pPr>
+        <w:spacing w:after="0"/>
+        <w:jc w:val="left"/>
+      </w:pPr>
+    </w:p>
+    <w:p>
+      <w:pPr>
+        <w:spacing w:after="0"/>
+        <w:jc w:val="left"/>
+      </w:pPr>
+    </w:p>
+    <w:p>
+      <w:pPr>
+        <w:spacing w:after="0"/>
+        <w:jc w:val="left"/>
+      </w:pPr>
+    </w:p>
+    <w:p>
+      <w:pPr>
+        <w:spacing w:after="0"/>
+        <w:jc w:val="left"/>
+      </w:pPr>
+    </w:p>
+    <w:p>
+      <w:pPr>
+        <w:spacing w:after="0"/>
+        <w:jc w:val="left"/>
+      </w:pPr>
+    </w:p>
+    <w:p>
+      <w:pPr>
+        <w:spacing w:after="0"/>
+        <w:jc w:val="left"/>
+      </w:pPr>
+    </w:p>
+    <w:p>
+      <w:pPr>
+        <w:spacing w:after="0"/>
+        <w:jc w:val="left"/>
+      </w:pPr>
+    </w:p>
+    <w:p>
+      <w:pPr>
+        <w:spacing w:after="0"/>
+        <w:jc w:val="left"/>
+      </w:pPr>
+    </w:p>
+    <w:p>
+      <w:pPr>
+        <w:spacing w:after="0"/>
+        <w:jc w:val="left"/>
+      </w:pPr>
+    </w:p>
+    <w:p>
+      <w:pPr>
+        <w:spacing w:after="0"/>
+        <w:jc w:val="left"/>
+      </w:pPr>
+    </w:p>
+    <w:p>
+      <w:pPr>
+        <w:spacing w:after="0"/>
+        <w:jc w:val="left"/>
+      </w:pPr>
+    </w:p>
+    <w:p>
+      <w:pPr>
+        <w:spacing w:after="0"/>
+        <w:jc w:val="left"/>
+      </w:pPr>
+    </w:p>
+    <w:p>
+      <w:pPr>
+        <w:spacing w:after="0"/>
+        <w:jc w:val="left"/>
+      </w:pPr>
+    </w:p>
+    <w:p>
+      <w:pPr>
+        <w:spacing w:after="0"/>
+        <w:jc w:val="left"/>
+      </w:pPr>
+    </w:p>
+    <w:p>
+      <w:pPr>
+        <w:spacing w:after="0"/>
+        <w:jc w:val="left"/>
+      </w:pPr>
+    </w:p>
+    <w:p>
+      <w:pPr>
+        <w:spacing w:after="0"/>
+        <w:jc w:val="left"/>
+      </w:pPr>
+    </w:p>
+    <w:p>
+      <w:pPr>
+        <w:spacing w:after="0"/>
+        <w:jc w:val="left"/>
+      </w:pPr>
+    </w:p>
+    <w:p>
+      <w:pPr>
+        <w:spacing w:after="0"/>
+        <w:jc w:val="left"/>
+        <w:rPr>
+          <w:rFonts w:hint="eastAsia"/>
+        </w:rPr>
+      </w:pPr>
+      <w:r>
+        <w:lastRenderedPageBreak/>
         <w:t>Dockerfile</w:t>
       </w:r>
+      <w:bookmarkStart w:id="0" w:name="_GoBack"/>
+      <w:bookmarkEnd w:id="0"/>
     </w:p>
     <w:p>
       <w:pPr>
@@ -24728,9 +24857,9 @@
         <mc:AlternateContent>
           <mc:Choice Requires="wps">
             <w:drawing>
-              <wp:inline distT="0" distB="0" distL="0" distR="0" wp14:anchorId="602C7482" wp14:editId="57AD2E38">
-                <wp:extent cx="5676595" cy="4089197"/>
-                <wp:effectExtent l="0" t="0" r="19685" b="26035"/>
+              <wp:inline distT="0" distB="0" distL="0" distR="0" wp14:anchorId="602C7482" wp14:editId="6B84D983">
+                <wp:extent cx="5676595" cy="7932420"/>
+                <wp:effectExtent l="0" t="0" r="19685" b="11430"/>
                 <wp:docPr id="35" name="Text Box 35"/>
                 <wp:cNvGraphicFramePr/>
                 <a:graphic xmlns:a="http://schemas.openxmlformats.org/drawingml/2006/main">
@@ -24740,7 +24869,7 @@
                       <wps:spPr>
                         <a:xfrm>
                           <a:off x="0" y="0"/>
-                          <a:ext cx="5676595" cy="4089197"/>
+                          <a:ext cx="5676595" cy="7932420"/>
                         </a:xfrm>
                         <a:prstGeom prst="rect">
                           <a:avLst/>
@@ -25217,8 +25346,45 @@
                               <w:spacing w:after="0" w:line="240" w:lineRule="auto"/>
                               <w:jc w:val="left"/>
                             </w:pPr>
+                          </w:p>
+                          <w:p>
+                            <w:pPr>
+                              <w:widowControl/>
+                              <w:tabs>
+                                <w:tab w:val="left" w:pos="916"/>
+                                <w:tab w:val="left" w:pos="1832"/>
+                                <w:tab w:val="left" w:pos="2748"/>
+                                <w:tab w:val="left" w:pos="3664"/>
+                                <w:tab w:val="left" w:pos="4580"/>
+                                <w:tab w:val="left" w:pos="5496"/>
+                                <w:tab w:val="left" w:pos="6412"/>
+                                <w:tab w:val="left" w:pos="7328"/>
+                                <w:tab w:val="left" w:pos="8244"/>
+                                <w:tab w:val="left" w:pos="9160"/>
+                                <w:tab w:val="left" w:pos="10076"/>
+                                <w:tab w:val="left" w:pos="10992"/>
+                                <w:tab w:val="left" w:pos="11908"/>
+                                <w:tab w:val="left" w:pos="12824"/>
+                                <w:tab w:val="left" w:pos="13740"/>
+                                <w:tab w:val="left" w:pos="14656"/>
+                              </w:tabs>
+                              <w:wordWrap/>
+                              <w:autoSpaceDE/>
+                              <w:autoSpaceDN/>
+                              <w:spacing w:after="0" w:line="240" w:lineRule="auto"/>
+                              <w:jc w:val="left"/>
+                              <w:rPr>
+                                <w:rFonts w:hint="eastAsia"/>
+                              </w:rPr>
+                            </w:pPr>
                             <w:r>
-                              <w:t># 3000번 포트 노출</w:t>
+                              <w:rPr>
+                                <w:rFonts w:hint="eastAsia"/>
+                              </w:rPr>
+                              <w:t># Nginx 설</w:t>
+                            </w:r>
+                            <w:r>
+                              <w:t>정</w:t>
                             </w:r>
                           </w:p>
                           <w:p>
@@ -25249,7 +25415,66 @@
                               <w:jc w:val="left"/>
                             </w:pPr>
                             <w:r>
-                              <w:t>EXPOSE 3000</w:t>
+                              <w:t>FROM nginx</w:t>
+                            </w:r>
+                          </w:p>
+                          <w:p>
+                            <w:pPr>
+                              <w:widowControl/>
+                              <w:tabs>
+                                <w:tab w:val="left" w:pos="916"/>
+                                <w:tab w:val="left" w:pos="1832"/>
+                                <w:tab w:val="left" w:pos="2748"/>
+                                <w:tab w:val="left" w:pos="3664"/>
+                                <w:tab w:val="left" w:pos="4580"/>
+                                <w:tab w:val="left" w:pos="5496"/>
+                                <w:tab w:val="left" w:pos="6412"/>
+                                <w:tab w:val="left" w:pos="7328"/>
+                                <w:tab w:val="left" w:pos="8244"/>
+                                <w:tab w:val="left" w:pos="9160"/>
+                                <w:tab w:val="left" w:pos="10076"/>
+                                <w:tab w:val="left" w:pos="10992"/>
+                                <w:tab w:val="left" w:pos="11908"/>
+                                <w:tab w:val="left" w:pos="12824"/>
+                                <w:tab w:val="left" w:pos="13740"/>
+                                <w:tab w:val="left" w:pos="14656"/>
+                              </w:tabs>
+                              <w:wordWrap/>
+                              <w:autoSpaceDE/>
+                              <w:autoSpaceDN/>
+                              <w:spacing w:after="0" w:line="240" w:lineRule="auto"/>
+                              <w:jc w:val="left"/>
+                            </w:pPr>
+                          </w:p>
+                          <w:p>
+                            <w:pPr>
+                              <w:widowControl/>
+                              <w:tabs>
+                                <w:tab w:val="left" w:pos="916"/>
+                                <w:tab w:val="left" w:pos="1832"/>
+                                <w:tab w:val="left" w:pos="2748"/>
+                                <w:tab w:val="left" w:pos="3664"/>
+                                <w:tab w:val="left" w:pos="4580"/>
+                                <w:tab w:val="left" w:pos="5496"/>
+                                <w:tab w:val="left" w:pos="6412"/>
+                                <w:tab w:val="left" w:pos="7328"/>
+                                <w:tab w:val="left" w:pos="8244"/>
+                                <w:tab w:val="left" w:pos="9160"/>
+                                <w:tab w:val="left" w:pos="10076"/>
+                                <w:tab w:val="left" w:pos="10992"/>
+                                <w:tab w:val="left" w:pos="11908"/>
+                                <w:tab w:val="left" w:pos="12824"/>
+                                <w:tab w:val="left" w:pos="13740"/>
+                                <w:tab w:val="left" w:pos="14656"/>
+                              </w:tabs>
+                              <w:wordWrap/>
+                              <w:autoSpaceDE/>
+                              <w:autoSpaceDN/>
+                              <w:spacing w:after="0" w:line="240" w:lineRule="auto"/>
+                              <w:jc w:val="left"/>
+                            </w:pPr>
+                            <w:r>
+                              <w:t># root 에 app 폴더를 생성</w:t>
                             </w:r>
                           </w:p>
                           <w:p>
@@ -25280,7 +25505,66 @@
                               <w:jc w:val="left"/>
                             </w:pPr>
                             <w:r>
-                              <w:t># npm start 스크립트 실행</w:t>
+                              <w:t>RUN mkdir /app</w:t>
+                            </w:r>
+                          </w:p>
+                          <w:p>
+                            <w:pPr>
+                              <w:widowControl/>
+                              <w:tabs>
+                                <w:tab w:val="left" w:pos="916"/>
+                                <w:tab w:val="left" w:pos="1832"/>
+                                <w:tab w:val="left" w:pos="2748"/>
+                                <w:tab w:val="left" w:pos="3664"/>
+                                <w:tab w:val="left" w:pos="4580"/>
+                                <w:tab w:val="left" w:pos="5496"/>
+                                <w:tab w:val="left" w:pos="6412"/>
+                                <w:tab w:val="left" w:pos="7328"/>
+                                <w:tab w:val="left" w:pos="8244"/>
+                                <w:tab w:val="left" w:pos="9160"/>
+                                <w:tab w:val="left" w:pos="10076"/>
+                                <w:tab w:val="left" w:pos="10992"/>
+                                <w:tab w:val="left" w:pos="11908"/>
+                                <w:tab w:val="left" w:pos="12824"/>
+                                <w:tab w:val="left" w:pos="13740"/>
+                                <w:tab w:val="left" w:pos="14656"/>
+                              </w:tabs>
+                              <w:wordWrap/>
+                              <w:autoSpaceDE/>
+                              <w:autoSpaceDN/>
+                              <w:spacing w:after="0" w:line="240" w:lineRule="auto"/>
+                              <w:jc w:val="left"/>
+                            </w:pPr>
+                          </w:p>
+                          <w:p>
+                            <w:pPr>
+                              <w:widowControl/>
+                              <w:tabs>
+                                <w:tab w:val="left" w:pos="916"/>
+                                <w:tab w:val="left" w:pos="1832"/>
+                                <w:tab w:val="left" w:pos="2748"/>
+                                <w:tab w:val="left" w:pos="3664"/>
+                                <w:tab w:val="left" w:pos="4580"/>
+                                <w:tab w:val="left" w:pos="5496"/>
+                                <w:tab w:val="left" w:pos="6412"/>
+                                <w:tab w:val="left" w:pos="7328"/>
+                                <w:tab w:val="left" w:pos="8244"/>
+                                <w:tab w:val="left" w:pos="9160"/>
+                                <w:tab w:val="left" w:pos="10076"/>
+                                <w:tab w:val="left" w:pos="10992"/>
+                                <w:tab w:val="left" w:pos="11908"/>
+                                <w:tab w:val="left" w:pos="12824"/>
+                                <w:tab w:val="left" w:pos="13740"/>
+                                <w:tab w:val="left" w:pos="14656"/>
+                              </w:tabs>
+                              <w:wordWrap/>
+                              <w:autoSpaceDE/>
+                              <w:autoSpaceDN/>
+                              <w:spacing w:after="0" w:line="240" w:lineRule="auto"/>
+                              <w:jc w:val="left"/>
+                            </w:pPr>
+                            <w:r>
+                              <w:t># work dir 고정</w:t>
                             </w:r>
                           </w:p>
                           <w:p>
@@ -25311,7 +25595,367 @@
                               <w:jc w:val="left"/>
                             </w:pPr>
                             <w:r>
-                              <w:t>CMD ["npm", "start"]</w:t>
+                              <w:t>WORKDIR /app</w:t>
+                            </w:r>
+                          </w:p>
+                          <w:p>
+                            <w:pPr>
+                              <w:widowControl/>
+                              <w:tabs>
+                                <w:tab w:val="left" w:pos="916"/>
+                                <w:tab w:val="left" w:pos="1832"/>
+                                <w:tab w:val="left" w:pos="2748"/>
+                                <w:tab w:val="left" w:pos="3664"/>
+                                <w:tab w:val="left" w:pos="4580"/>
+                                <w:tab w:val="left" w:pos="5496"/>
+                                <w:tab w:val="left" w:pos="6412"/>
+                                <w:tab w:val="left" w:pos="7328"/>
+                                <w:tab w:val="left" w:pos="8244"/>
+                                <w:tab w:val="left" w:pos="9160"/>
+                                <w:tab w:val="left" w:pos="10076"/>
+                                <w:tab w:val="left" w:pos="10992"/>
+                                <w:tab w:val="left" w:pos="11908"/>
+                                <w:tab w:val="left" w:pos="12824"/>
+                                <w:tab w:val="left" w:pos="13740"/>
+                                <w:tab w:val="left" w:pos="14656"/>
+                              </w:tabs>
+                              <w:wordWrap/>
+                              <w:autoSpaceDE/>
+                              <w:autoSpaceDN/>
+                              <w:spacing w:after="0" w:line="240" w:lineRule="auto"/>
+                              <w:jc w:val="left"/>
+                            </w:pPr>
+                          </w:p>
+                          <w:p>
+                            <w:pPr>
+                              <w:widowControl/>
+                              <w:tabs>
+                                <w:tab w:val="left" w:pos="916"/>
+                                <w:tab w:val="left" w:pos="1832"/>
+                                <w:tab w:val="left" w:pos="2748"/>
+                                <w:tab w:val="left" w:pos="3664"/>
+                                <w:tab w:val="left" w:pos="4580"/>
+                                <w:tab w:val="left" w:pos="5496"/>
+                                <w:tab w:val="left" w:pos="6412"/>
+                                <w:tab w:val="left" w:pos="7328"/>
+                                <w:tab w:val="left" w:pos="8244"/>
+                                <w:tab w:val="left" w:pos="9160"/>
+                                <w:tab w:val="left" w:pos="10076"/>
+                                <w:tab w:val="left" w:pos="10992"/>
+                                <w:tab w:val="left" w:pos="11908"/>
+                                <w:tab w:val="left" w:pos="12824"/>
+                                <w:tab w:val="left" w:pos="13740"/>
+                                <w:tab w:val="left" w:pos="14656"/>
+                              </w:tabs>
+                              <w:wordWrap/>
+                              <w:autoSpaceDE/>
+                              <w:autoSpaceDN/>
+                              <w:spacing w:after="0" w:line="240" w:lineRule="auto"/>
+                              <w:jc w:val="left"/>
+                            </w:pPr>
+                            <w:r>
+                              <w:t># work dir 에 build 폴더 생성 /app/build</w:t>
+                            </w:r>
+                          </w:p>
+                          <w:p>
+                            <w:pPr>
+                              <w:widowControl/>
+                              <w:tabs>
+                                <w:tab w:val="left" w:pos="916"/>
+                                <w:tab w:val="left" w:pos="1832"/>
+                                <w:tab w:val="left" w:pos="2748"/>
+                                <w:tab w:val="left" w:pos="3664"/>
+                                <w:tab w:val="left" w:pos="4580"/>
+                                <w:tab w:val="left" w:pos="5496"/>
+                                <w:tab w:val="left" w:pos="6412"/>
+                                <w:tab w:val="left" w:pos="7328"/>
+                                <w:tab w:val="left" w:pos="8244"/>
+                                <w:tab w:val="left" w:pos="9160"/>
+                                <w:tab w:val="left" w:pos="10076"/>
+                                <w:tab w:val="left" w:pos="10992"/>
+                                <w:tab w:val="left" w:pos="11908"/>
+                                <w:tab w:val="left" w:pos="12824"/>
+                                <w:tab w:val="left" w:pos="13740"/>
+                                <w:tab w:val="left" w:pos="14656"/>
+                              </w:tabs>
+                              <w:wordWrap/>
+                              <w:autoSpaceDE/>
+                              <w:autoSpaceDN/>
+                              <w:spacing w:after="0" w:line="240" w:lineRule="auto"/>
+                              <w:jc w:val="left"/>
+                            </w:pPr>
+                            <w:r>
+                              <w:t>RUN mkdir ./build</w:t>
+                            </w:r>
+                          </w:p>
+                          <w:p>
+                            <w:pPr>
+                              <w:widowControl/>
+                              <w:tabs>
+                                <w:tab w:val="left" w:pos="916"/>
+                                <w:tab w:val="left" w:pos="1832"/>
+                                <w:tab w:val="left" w:pos="2748"/>
+                                <w:tab w:val="left" w:pos="3664"/>
+                                <w:tab w:val="left" w:pos="4580"/>
+                                <w:tab w:val="left" w:pos="5496"/>
+                                <w:tab w:val="left" w:pos="6412"/>
+                                <w:tab w:val="left" w:pos="7328"/>
+                                <w:tab w:val="left" w:pos="8244"/>
+                                <w:tab w:val="left" w:pos="9160"/>
+                                <w:tab w:val="left" w:pos="10076"/>
+                                <w:tab w:val="left" w:pos="10992"/>
+                                <w:tab w:val="left" w:pos="11908"/>
+                                <w:tab w:val="left" w:pos="12824"/>
+                                <w:tab w:val="left" w:pos="13740"/>
+                                <w:tab w:val="left" w:pos="14656"/>
+                              </w:tabs>
+                              <w:wordWrap/>
+                              <w:autoSpaceDE/>
+                              <w:autoSpaceDN/>
+                              <w:spacing w:after="0" w:line="240" w:lineRule="auto"/>
+                              <w:jc w:val="left"/>
+                            </w:pPr>
+                          </w:p>
+                          <w:p>
+                            <w:pPr>
+                              <w:widowControl/>
+                              <w:tabs>
+                                <w:tab w:val="left" w:pos="916"/>
+                                <w:tab w:val="left" w:pos="1832"/>
+                                <w:tab w:val="left" w:pos="2748"/>
+                                <w:tab w:val="left" w:pos="3664"/>
+                                <w:tab w:val="left" w:pos="4580"/>
+                                <w:tab w:val="left" w:pos="5496"/>
+                                <w:tab w:val="left" w:pos="6412"/>
+                                <w:tab w:val="left" w:pos="7328"/>
+                                <w:tab w:val="left" w:pos="8244"/>
+                                <w:tab w:val="left" w:pos="9160"/>
+                                <w:tab w:val="left" w:pos="10076"/>
+                                <w:tab w:val="left" w:pos="10992"/>
+                                <w:tab w:val="left" w:pos="11908"/>
+                                <w:tab w:val="left" w:pos="12824"/>
+                                <w:tab w:val="left" w:pos="13740"/>
+                                <w:tab w:val="left" w:pos="14656"/>
+                              </w:tabs>
+                              <w:wordWrap/>
+                              <w:autoSpaceDE/>
+                              <w:autoSpaceDN/>
+                              <w:spacing w:after="0" w:line="240" w:lineRule="auto"/>
+                              <w:jc w:val="left"/>
+                            </w:pPr>
+                            <w:r>
+                              <w:t># host pc의 현재경로의 build 폴더를 workdir 의 build 폴더로 복사</w:t>
+                            </w:r>
+                          </w:p>
+                          <w:p>
+                            <w:pPr>
+                              <w:widowControl/>
+                              <w:tabs>
+                                <w:tab w:val="left" w:pos="916"/>
+                                <w:tab w:val="left" w:pos="1832"/>
+                                <w:tab w:val="left" w:pos="2748"/>
+                                <w:tab w:val="left" w:pos="3664"/>
+                                <w:tab w:val="left" w:pos="4580"/>
+                                <w:tab w:val="left" w:pos="5496"/>
+                                <w:tab w:val="left" w:pos="6412"/>
+                                <w:tab w:val="left" w:pos="7328"/>
+                                <w:tab w:val="left" w:pos="8244"/>
+                                <w:tab w:val="left" w:pos="9160"/>
+                                <w:tab w:val="left" w:pos="10076"/>
+                                <w:tab w:val="left" w:pos="10992"/>
+                                <w:tab w:val="left" w:pos="11908"/>
+                                <w:tab w:val="left" w:pos="12824"/>
+                                <w:tab w:val="left" w:pos="13740"/>
+                                <w:tab w:val="left" w:pos="14656"/>
+                              </w:tabs>
+                              <w:wordWrap/>
+                              <w:autoSpaceDE/>
+                              <w:autoSpaceDN/>
+                              <w:spacing w:after="0" w:line="240" w:lineRule="auto"/>
+                              <w:jc w:val="left"/>
+                            </w:pPr>
+                            <w:r>
+                              <w:t>ADD ./build ./build</w:t>
+                            </w:r>
+                          </w:p>
+                          <w:p>
+                            <w:pPr>
+                              <w:widowControl/>
+                              <w:tabs>
+                                <w:tab w:val="left" w:pos="916"/>
+                                <w:tab w:val="left" w:pos="1832"/>
+                                <w:tab w:val="left" w:pos="2748"/>
+                                <w:tab w:val="left" w:pos="3664"/>
+                                <w:tab w:val="left" w:pos="4580"/>
+                                <w:tab w:val="left" w:pos="5496"/>
+                                <w:tab w:val="left" w:pos="6412"/>
+                                <w:tab w:val="left" w:pos="7328"/>
+                                <w:tab w:val="left" w:pos="8244"/>
+                                <w:tab w:val="left" w:pos="9160"/>
+                                <w:tab w:val="left" w:pos="10076"/>
+                                <w:tab w:val="left" w:pos="10992"/>
+                                <w:tab w:val="left" w:pos="11908"/>
+                                <w:tab w:val="left" w:pos="12824"/>
+                                <w:tab w:val="left" w:pos="13740"/>
+                                <w:tab w:val="left" w:pos="14656"/>
+                              </w:tabs>
+                              <w:wordWrap/>
+                              <w:autoSpaceDE/>
+                              <w:autoSpaceDN/>
+                              <w:spacing w:after="0" w:line="240" w:lineRule="auto"/>
+                              <w:jc w:val="left"/>
+                            </w:pPr>
+                          </w:p>
+                          <w:p>
+                            <w:pPr>
+                              <w:widowControl/>
+                              <w:tabs>
+                                <w:tab w:val="left" w:pos="916"/>
+                                <w:tab w:val="left" w:pos="1832"/>
+                                <w:tab w:val="left" w:pos="2748"/>
+                                <w:tab w:val="left" w:pos="3664"/>
+                                <w:tab w:val="left" w:pos="4580"/>
+                                <w:tab w:val="left" w:pos="5496"/>
+                                <w:tab w:val="left" w:pos="6412"/>
+                                <w:tab w:val="left" w:pos="7328"/>
+                                <w:tab w:val="left" w:pos="8244"/>
+                                <w:tab w:val="left" w:pos="9160"/>
+                                <w:tab w:val="left" w:pos="10076"/>
+                                <w:tab w:val="left" w:pos="10992"/>
+                                <w:tab w:val="left" w:pos="11908"/>
+                                <w:tab w:val="left" w:pos="12824"/>
+                                <w:tab w:val="left" w:pos="13740"/>
+                                <w:tab w:val="left" w:pos="14656"/>
+                              </w:tabs>
+                              <w:wordWrap/>
+                              <w:autoSpaceDE/>
+                              <w:autoSpaceDN/>
+                              <w:spacing w:after="0" w:line="240" w:lineRule="auto"/>
+                              <w:jc w:val="left"/>
+                            </w:pPr>
+                            <w:r>
+                              <w:t># host pc 의 nginx.conf 를 아래 경로에 복사</w:t>
+                            </w:r>
+                          </w:p>
+                          <w:p>
+                            <w:pPr>
+                              <w:widowControl/>
+                              <w:tabs>
+                                <w:tab w:val="left" w:pos="916"/>
+                                <w:tab w:val="left" w:pos="1832"/>
+                                <w:tab w:val="left" w:pos="2748"/>
+                                <w:tab w:val="left" w:pos="3664"/>
+                                <w:tab w:val="left" w:pos="4580"/>
+                                <w:tab w:val="left" w:pos="5496"/>
+                                <w:tab w:val="left" w:pos="6412"/>
+                                <w:tab w:val="left" w:pos="7328"/>
+                                <w:tab w:val="left" w:pos="8244"/>
+                                <w:tab w:val="left" w:pos="9160"/>
+                                <w:tab w:val="left" w:pos="10076"/>
+                                <w:tab w:val="left" w:pos="10992"/>
+                                <w:tab w:val="left" w:pos="11908"/>
+                                <w:tab w:val="left" w:pos="12824"/>
+                                <w:tab w:val="left" w:pos="13740"/>
+                                <w:tab w:val="left" w:pos="14656"/>
+                              </w:tabs>
+                              <w:wordWrap/>
+                              <w:autoSpaceDE/>
+                              <w:autoSpaceDN/>
+                              <w:spacing w:after="0" w:line="240" w:lineRule="auto"/>
+                              <w:jc w:val="left"/>
+                            </w:pPr>
+                            <w:r>
+                              <w:t>COPY ./nginx.conf /etc/nginx/conf.d</w:t>
+                            </w:r>
+                          </w:p>
+                          <w:p>
+                            <w:pPr>
+                              <w:widowControl/>
+                              <w:tabs>
+                                <w:tab w:val="left" w:pos="916"/>
+                                <w:tab w:val="left" w:pos="1832"/>
+                                <w:tab w:val="left" w:pos="2748"/>
+                                <w:tab w:val="left" w:pos="3664"/>
+                                <w:tab w:val="left" w:pos="4580"/>
+                                <w:tab w:val="left" w:pos="5496"/>
+                                <w:tab w:val="left" w:pos="6412"/>
+                                <w:tab w:val="left" w:pos="7328"/>
+                                <w:tab w:val="left" w:pos="8244"/>
+                                <w:tab w:val="left" w:pos="9160"/>
+                                <w:tab w:val="left" w:pos="10076"/>
+                                <w:tab w:val="left" w:pos="10992"/>
+                                <w:tab w:val="left" w:pos="11908"/>
+                                <w:tab w:val="left" w:pos="12824"/>
+                                <w:tab w:val="left" w:pos="13740"/>
+                                <w:tab w:val="left" w:pos="14656"/>
+                              </w:tabs>
+                              <w:wordWrap/>
+                              <w:autoSpaceDE/>
+                              <w:autoSpaceDN/>
+                              <w:spacing w:after="0" w:line="240" w:lineRule="auto"/>
+                              <w:jc w:val="left"/>
+                            </w:pPr>
+                          </w:p>
+                          <w:p>
+                            <w:pPr>
+                              <w:widowControl/>
+                              <w:tabs>
+                                <w:tab w:val="left" w:pos="916"/>
+                                <w:tab w:val="left" w:pos="1832"/>
+                                <w:tab w:val="left" w:pos="2748"/>
+                                <w:tab w:val="left" w:pos="3664"/>
+                                <w:tab w:val="left" w:pos="4580"/>
+                                <w:tab w:val="left" w:pos="5496"/>
+                                <w:tab w:val="left" w:pos="6412"/>
+                                <w:tab w:val="left" w:pos="7328"/>
+                                <w:tab w:val="left" w:pos="8244"/>
+                                <w:tab w:val="left" w:pos="9160"/>
+                                <w:tab w:val="left" w:pos="10076"/>
+                                <w:tab w:val="left" w:pos="10992"/>
+                                <w:tab w:val="left" w:pos="11908"/>
+                                <w:tab w:val="left" w:pos="12824"/>
+                                <w:tab w:val="left" w:pos="13740"/>
+                                <w:tab w:val="left" w:pos="14656"/>
+                              </w:tabs>
+                              <w:wordWrap/>
+                              <w:autoSpaceDE/>
+                              <w:autoSpaceDN/>
+                              <w:spacing w:after="0" w:line="240" w:lineRule="auto"/>
+                              <w:jc w:val="left"/>
+                            </w:pPr>
+                            <w:r>
+                              <w:t># container 실행 시 자동으로 실행할 command. nginx 시작함</w:t>
+                            </w:r>
+                          </w:p>
+                          <w:p>
+                            <w:pPr>
+                              <w:widowControl/>
+                              <w:tabs>
+                                <w:tab w:val="left" w:pos="916"/>
+                                <w:tab w:val="left" w:pos="1832"/>
+                                <w:tab w:val="left" w:pos="2748"/>
+                                <w:tab w:val="left" w:pos="3664"/>
+                                <w:tab w:val="left" w:pos="4580"/>
+                                <w:tab w:val="left" w:pos="5496"/>
+                                <w:tab w:val="left" w:pos="6412"/>
+                                <w:tab w:val="left" w:pos="7328"/>
+                                <w:tab w:val="left" w:pos="8244"/>
+                                <w:tab w:val="left" w:pos="9160"/>
+                                <w:tab w:val="left" w:pos="10076"/>
+                                <w:tab w:val="left" w:pos="10992"/>
+                                <w:tab w:val="left" w:pos="11908"/>
+                                <w:tab w:val="left" w:pos="12824"/>
+                                <w:tab w:val="left" w:pos="13740"/>
+                                <w:tab w:val="left" w:pos="14656"/>
+                              </w:tabs>
+                              <w:wordWrap/>
+                              <w:autoSpaceDE/>
+                              <w:autoSpaceDN/>
+                              <w:spacing w:after="0" w:line="240" w:lineRule="auto"/>
+                              <w:jc w:val="left"/>
+                            </w:pPr>
+                            <w:r>
+                              <w:t>CMD ["nginx", "-g", "daemon off;"]</w:t>
                             </w:r>
                           </w:p>
                         </w:txbxContent>
@@ -25328,9 +25972,13 @@
               </wp:inline>
             </w:drawing>
           </mc:Choice>
-          <mc:Fallback xmlns:w16sdtdh="http://schemas.microsoft.com/office/word/2020/wordml/sdtdatahash" xmlns:w16="http://schemas.microsoft.com/office/word/2018/wordml" xmlns:w16cid="http://schemas.microsoft.com/office/word/2016/wordml/cid" xmlns:w16cex="http://schemas.microsoft.com/office/word/2018/wordml/cex" xmlns:oel="http://schemas.microsoft.com/office/2019/extlst" xmlns:am3d="http://schemas.microsoft.com/office/drawing/2017/model3d" xmlns:aink="http://schemas.microsoft.com/office/drawing/2016/ink" xmlns:cx8="http://schemas.microsoft.com/office/drawing/2016/5/14/chartex" xmlns:cx7="http://schemas.microsoft.com/office/drawing/2016/5/13/chartex" xmlns:cx6="http://schemas.microsoft.com/office/drawing/2016/5/12/chartex" xmlns:cx5="http://schemas.microsoft.com/office/drawing/2016/5/11/chartex" xmlns:cx4="http://schemas.microsoft.com/office/drawing/2016/5/10/chartex" xmlns:cx3="http://schemas.microsoft.com/office/drawing/2016/5/9/chartex" xmlns:cx2="http://schemas.microsoft.com/office/drawing/2015/10/21/chartex" xmlns:cx1="http://schemas.microsoft.com/office/drawing/2015/9/8/chartex">
+          <mc:Fallback>
             <w:pict>
-              <v:shape w14:anchorId="602C7482" id="Text Box 35" o:spid="_x0000_s1049" type="#_x0000_t202" style="width:447pt;height:322pt;visibility:visible;mso-wrap-style:square;mso-left-percent:-10001;mso-top-percent:-10001;mso-position-horizontal:absolute;mso-position-horizontal-relative:char;mso-position-vertical:absolute;mso-position-vertical-relative:line;mso-left-percent:-10001;mso-top-percent:-10001;v-text-anchor:top" o:gfxdata="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" fillcolor="white [3201]" strokeweight=".5pt">
+              <v:shapetype w14:anchorId="602C7482" id="_x0000_t202" coordsize="21600,21600" o:spt="202" path="m,l,21600r21600,l21600,xe">
+                <v:stroke joinstyle="miter"/>
+                <v:path gradientshapeok="t" o:connecttype="rect"/>
+              </v:shapetype>
+              <v:shape id="Text Box 35" o:spid="_x0000_s1049" type="#_x0000_t202" style="width:447pt;height:624.6pt;visibility:visible;mso-wrap-style:square;mso-left-percent:-10001;mso-top-percent:-10001;mso-position-horizontal:absolute;mso-position-horizontal-relative:char;mso-position-vertical:absolute;mso-position-vertical-relative:line;mso-left-percent:-10001;mso-top-percent:-10001;v-text-anchor:top" o:gfxdata="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" fillcolor="white [3201]" strokeweight=".5pt">
                 <v:textbox>
                   <w:txbxContent>
                     <w:p>
@@ -25423,15 +26071,7 @@
                         <w:jc w:val="left"/>
                       </w:pPr>
                       <w:r>
-                        <w:t xml:space="preserve"># </w:t>
-                      </w:r>
-                      <w:proofErr w:type="spellStart"/>
-                      <w:r>
-                        <w:t>package.json</w:t>
-                      </w:r>
-                      <w:proofErr w:type="spellEnd"/>
-                      <w:r>
-                        <w:t xml:space="preserve"> 워킹 디렉토리에 복사 (.은 설정한 워킹 디렉토리를 뜻함)</w:t>
+                        <w:t># package.json 워킹 디렉토리에 복사 (.은 설정한 워킹 디렉토리를 뜻함)</w:t>
                       </w:r>
                     </w:p>
                     <w:p>
@@ -25462,15 +26102,7 @@
                         <w:jc w:val="left"/>
                       </w:pPr>
                       <w:r>
-                        <w:t xml:space="preserve">COPY </w:t>
-                      </w:r>
-                      <w:proofErr w:type="spellStart"/>
-                      <w:r>
-                        <w:t>package.json</w:t>
-                      </w:r>
-                      <w:proofErr w:type="spellEnd"/>
-                      <w:r>
-                        <w:t xml:space="preserve"> .</w:t>
+                        <w:t>COPY package.json .</w:t>
                       </w:r>
                     </w:p>
                     <w:p>
@@ -25532,21 +26164,8 @@
                         <w:jc w:val="left"/>
                       </w:pPr>
                       <w:r>
-                        <w:t xml:space="preserve">RUN </w:t>
+                        <w:t>RUN npm install</w:t>
                       </w:r>
-                      <w:proofErr w:type="spellStart"/>
-                      <w:r>
-                        <w:t>npm</w:t>
-                      </w:r>
-                      <w:proofErr w:type="spellEnd"/>
-                      <w:r>
-                        <w:t xml:space="preserve"> </w:t>
-                      </w:r>
-                      <w:proofErr w:type="gramStart"/>
-                      <w:r>
-                        <w:t>install</w:t>
-                      </w:r>
-                      <w:proofErr w:type="gramEnd"/>
                     </w:p>
                     <w:p>
                       <w:pPr>
@@ -25576,15 +26195,7 @@
                         <w:jc w:val="left"/>
                       </w:pPr>
                       <w:r>
-                        <w:t xml:space="preserve"># 현재 디렉토리의 모든 파일을 </w:t>
-                      </w:r>
-                      <w:proofErr w:type="spellStart"/>
-                      <w:r>
-                        <w:t>도커</w:t>
-                      </w:r>
-                      <w:proofErr w:type="spellEnd"/>
-                      <w:r>
-                        <w:t xml:space="preserve"> 컨테이너의 워킹 디렉토리에 복사한다.</w:t>
+                        <w:t># 현재 디렉토리의 모든 파일을 도커 컨테이너의 워킹 디렉토리에 복사한다.</w:t>
                       </w:r>
                     </w:p>
                     <w:p>
@@ -25646,75 +26257,7 @@
                         <w:jc w:val="left"/>
                       </w:pPr>
                       <w:r>
-                        <w:t xml:space="preserve">RUN </w:t>
-                      </w:r>
-                      <w:proofErr w:type="spellStart"/>
-                      <w:r>
-                        <w:t>npm</w:t>
-                      </w:r>
-                      <w:proofErr w:type="spellEnd"/>
-                      <w:r>
-                        <w:t xml:space="preserve"> run </w:t>
-                      </w:r>
-                      <w:proofErr w:type="gramStart"/>
-                      <w:r>
-                        <w:t>build</w:t>
-                      </w:r>
-                      <w:proofErr w:type="gramEnd"/>
-                    </w:p>
-                    <w:p>
-                      <w:pPr>
-                        <w:widowControl/>
-                        <w:tabs>
-                          <w:tab w:val="left" w:pos="916"/>
-                          <w:tab w:val="left" w:pos="1832"/>
-                          <w:tab w:val="left" w:pos="2748"/>
-                          <w:tab w:val="left" w:pos="3664"/>
-                          <w:tab w:val="left" w:pos="4580"/>
-                          <w:tab w:val="left" w:pos="5496"/>
-                          <w:tab w:val="left" w:pos="6412"/>
-                          <w:tab w:val="left" w:pos="7328"/>
-                          <w:tab w:val="left" w:pos="8244"/>
-                          <w:tab w:val="left" w:pos="9160"/>
-                          <w:tab w:val="left" w:pos="10076"/>
-                          <w:tab w:val="left" w:pos="10992"/>
-                          <w:tab w:val="left" w:pos="11908"/>
-                          <w:tab w:val="left" w:pos="12824"/>
-                          <w:tab w:val="left" w:pos="13740"/>
-                          <w:tab w:val="left" w:pos="14656"/>
-                        </w:tabs>
-                        <w:wordWrap/>
-                        <w:autoSpaceDE/>
-                        <w:autoSpaceDN/>
-                        <w:spacing w:after="0" w:line="240" w:lineRule="auto"/>
-                        <w:jc w:val="left"/>
-                      </w:pPr>
-                      <w:r>
-                        <w:t xml:space="preserve"># 각각의 명령어들은 </w:t>
-                      </w:r>
-                      <w:proofErr w:type="spellStart"/>
-                      <w:r>
-                        <w:t>한줄</w:t>
-                      </w:r>
-                      <w:proofErr w:type="spellEnd"/>
-                      <w:r>
-                        <w:t xml:space="preserve"> </w:t>
-                      </w:r>
-                      <w:proofErr w:type="spellStart"/>
-                      <w:r>
-                        <w:t>한줄씩</w:t>
-                      </w:r>
-                      <w:proofErr w:type="spellEnd"/>
-                      <w:r>
-                        <w:t xml:space="preserve"> </w:t>
-                      </w:r>
-                      <w:proofErr w:type="spellStart"/>
-                      <w:r>
-                        <w:t>캐싱되어</w:t>
-                      </w:r>
-                      <w:proofErr w:type="spellEnd"/>
-                      <w:r>
-                        <w:t xml:space="preserve"> 실행된다.</w:t>
+                        <w:t>RUN npm run build</w:t>
                       </w:r>
                     </w:p>
                     <w:p>
@@ -25745,15 +26288,38 @@
                         <w:jc w:val="left"/>
                       </w:pPr>
                       <w:r>
-                        <w:t xml:space="preserve"># </w:t>
+                        <w:t># 각각의 명령어들은 한줄 한줄씩 캐싱되어 실행된다.</w:t>
                       </w:r>
-                      <w:proofErr w:type="spellStart"/>
+                    </w:p>
+                    <w:p>
+                      <w:pPr>
+                        <w:widowControl/>
+                        <w:tabs>
+                          <w:tab w:val="left" w:pos="916"/>
+                          <w:tab w:val="left" w:pos="1832"/>
+                          <w:tab w:val="left" w:pos="2748"/>
+                          <w:tab w:val="left" w:pos="3664"/>
+                          <w:tab w:val="left" w:pos="4580"/>
+                          <w:tab w:val="left" w:pos="5496"/>
+                          <w:tab w:val="left" w:pos="6412"/>
+                          <w:tab w:val="left" w:pos="7328"/>
+                          <w:tab w:val="left" w:pos="8244"/>
+                          <w:tab w:val="left" w:pos="9160"/>
+                          <w:tab w:val="left" w:pos="10076"/>
+                          <w:tab w:val="left" w:pos="10992"/>
+                          <w:tab w:val="left" w:pos="11908"/>
+                          <w:tab w:val="left" w:pos="12824"/>
+                          <w:tab w:val="left" w:pos="13740"/>
+                          <w:tab w:val="left" w:pos="14656"/>
+                        </w:tabs>
+                        <w:wordWrap/>
+                        <w:autoSpaceDE/>
+                        <w:autoSpaceDN/>
+                        <w:spacing w:after="0" w:line="240" w:lineRule="auto"/>
+                        <w:jc w:val="left"/>
+                      </w:pPr>
                       <w:r>
-                        <w:t>package.json</w:t>
-                      </w:r>
-                      <w:proofErr w:type="spellEnd"/>
-                      <w:r>
-                        <w:t>의 내용은 자주 바뀌진 않을 거지만</w:t>
+                        <w:t># package.json의 내용은 자주 바뀌진 않을 거지만</w:t>
                       </w:r>
                     </w:p>
                     <w:p>
@@ -25815,23 +26381,7 @@
                         <w:jc w:val="left"/>
                       </w:pPr>
                       <w:r>
-                        <w:t xml:space="preserve"># </w:t>
-                      </w:r>
-                      <w:proofErr w:type="spellStart"/>
-                      <w:r>
-                        <w:t>npm</w:t>
-                      </w:r>
-                      <w:proofErr w:type="spellEnd"/>
-                      <w:r>
-                        <w:t xml:space="preserve"> install과 COPY . . </w:t>
-                      </w:r>
-                      <w:proofErr w:type="spellStart"/>
-                      <w:r>
-                        <w:t>를</w:t>
-                      </w:r>
-                      <w:proofErr w:type="spellEnd"/>
-                      <w:r>
-                        <w:t xml:space="preserve"> 동시에 수행하면</w:t>
+                        <w:t># npm install과 COPY . . 를 동시에 수행하면</w:t>
                       </w:r>
                     </w:p>
                     <w:p>
@@ -25862,23 +26412,75 @@
                         <w:jc w:val="left"/>
                       </w:pPr>
                       <w:r>
-                        <w:t xml:space="preserve"># 소스 코드가 조금 </w:t>
+                        <w:t># 소스 코드가 조금 달라질때도 항상 npm install을 수행해서 리소스가 낭비된다.</w:t>
                       </w:r>
-                      <w:proofErr w:type="spellStart"/>
+                    </w:p>
+                    <w:p>
+                      <w:pPr>
+                        <w:widowControl/>
+                        <w:tabs>
+                          <w:tab w:val="left" w:pos="916"/>
+                          <w:tab w:val="left" w:pos="1832"/>
+                          <w:tab w:val="left" w:pos="2748"/>
+                          <w:tab w:val="left" w:pos="3664"/>
+                          <w:tab w:val="left" w:pos="4580"/>
+                          <w:tab w:val="left" w:pos="5496"/>
+                          <w:tab w:val="left" w:pos="6412"/>
+                          <w:tab w:val="left" w:pos="7328"/>
+                          <w:tab w:val="left" w:pos="8244"/>
+                          <w:tab w:val="left" w:pos="9160"/>
+                          <w:tab w:val="left" w:pos="10076"/>
+                          <w:tab w:val="left" w:pos="10992"/>
+                          <w:tab w:val="left" w:pos="11908"/>
+                          <w:tab w:val="left" w:pos="12824"/>
+                          <w:tab w:val="left" w:pos="13740"/>
+                          <w:tab w:val="left" w:pos="14656"/>
+                        </w:tabs>
+                        <w:wordWrap/>
+                        <w:autoSpaceDE/>
+                        <w:autoSpaceDN/>
+                        <w:spacing w:after="0" w:line="240" w:lineRule="auto"/>
+                        <w:jc w:val="left"/>
+                      </w:pPr>
+                    </w:p>
+                    <w:p>
+                      <w:pPr>
+                        <w:widowControl/>
+                        <w:tabs>
+                          <w:tab w:val="left" w:pos="916"/>
+                          <w:tab w:val="left" w:pos="1832"/>
+                          <w:tab w:val="left" w:pos="2748"/>
+                          <w:tab w:val="left" w:pos="3664"/>
+                          <w:tab w:val="left" w:pos="4580"/>
+                          <w:tab w:val="left" w:pos="5496"/>
+                          <w:tab w:val="left" w:pos="6412"/>
+                          <w:tab w:val="left" w:pos="7328"/>
+                          <w:tab w:val="left" w:pos="8244"/>
+                          <w:tab w:val="left" w:pos="9160"/>
+                          <w:tab w:val="left" w:pos="10076"/>
+                          <w:tab w:val="left" w:pos="10992"/>
+                          <w:tab w:val="left" w:pos="11908"/>
+                          <w:tab w:val="left" w:pos="12824"/>
+                          <w:tab w:val="left" w:pos="13740"/>
+                          <w:tab w:val="left" w:pos="14656"/>
+                        </w:tabs>
+                        <w:wordWrap/>
+                        <w:autoSpaceDE/>
+                        <w:autoSpaceDN/>
+                        <w:spacing w:after="0" w:line="240" w:lineRule="auto"/>
+                        <w:jc w:val="left"/>
+                        <w:rPr>
+                          <w:rFonts w:hint="eastAsia"/>
+                        </w:rPr>
+                      </w:pPr>
                       <w:r>
-                        <w:t>달라질때도</w:t>
+                        <w:rPr>
+                          <w:rFonts w:hint="eastAsia"/>
+                        </w:rPr>
+                        <w:t># Nginx 설</w:t>
                       </w:r>
-                      <w:proofErr w:type="spellEnd"/>
                       <w:r>
-                        <w:t xml:space="preserve"> 항상 </w:t>
-                      </w:r>
-                      <w:proofErr w:type="spellStart"/>
-                      <w:r>
-                        <w:t>npm</w:t>
-                      </w:r>
-                      <w:proofErr w:type="spellEnd"/>
-                      <w:r>
-                        <w:t xml:space="preserve"> install을 수행해서 리소스가 낭비된다.</w:t>
+                        <w:t>정</w:t>
                       </w:r>
                     </w:p>
                     <w:p>
@@ -25909,7 +26511,66 @@
                         <w:jc w:val="left"/>
                       </w:pPr>
                       <w:r>
-                        <w:t># 3000번 포트 노출</w:t>
+                        <w:t>FROM nginx</w:t>
+                      </w:r>
+                    </w:p>
+                    <w:p>
+                      <w:pPr>
+                        <w:widowControl/>
+                        <w:tabs>
+                          <w:tab w:val="left" w:pos="916"/>
+                          <w:tab w:val="left" w:pos="1832"/>
+                          <w:tab w:val="left" w:pos="2748"/>
+                          <w:tab w:val="left" w:pos="3664"/>
+                          <w:tab w:val="left" w:pos="4580"/>
+                          <w:tab w:val="left" w:pos="5496"/>
+                          <w:tab w:val="left" w:pos="6412"/>
+                          <w:tab w:val="left" w:pos="7328"/>
+                          <w:tab w:val="left" w:pos="8244"/>
+                          <w:tab w:val="left" w:pos="9160"/>
+                          <w:tab w:val="left" w:pos="10076"/>
+                          <w:tab w:val="left" w:pos="10992"/>
+                          <w:tab w:val="left" w:pos="11908"/>
+                          <w:tab w:val="left" w:pos="12824"/>
+                          <w:tab w:val="left" w:pos="13740"/>
+                          <w:tab w:val="left" w:pos="14656"/>
+                        </w:tabs>
+                        <w:wordWrap/>
+                        <w:autoSpaceDE/>
+                        <w:autoSpaceDN/>
+                        <w:spacing w:after="0" w:line="240" w:lineRule="auto"/>
+                        <w:jc w:val="left"/>
+                      </w:pPr>
+                    </w:p>
+                    <w:p>
+                      <w:pPr>
+                        <w:widowControl/>
+                        <w:tabs>
+                          <w:tab w:val="left" w:pos="916"/>
+                          <w:tab w:val="left" w:pos="1832"/>
+                          <w:tab w:val="left" w:pos="2748"/>
+                          <w:tab w:val="left" w:pos="3664"/>
+                          <w:tab w:val="left" w:pos="4580"/>
+                          <w:tab w:val="left" w:pos="5496"/>
+                          <w:tab w:val="left" w:pos="6412"/>
+                          <w:tab w:val="left" w:pos="7328"/>
+                          <w:tab w:val="left" w:pos="8244"/>
+                          <w:tab w:val="left" w:pos="9160"/>
+                          <w:tab w:val="left" w:pos="10076"/>
+                          <w:tab w:val="left" w:pos="10992"/>
+                          <w:tab w:val="left" w:pos="11908"/>
+                          <w:tab w:val="left" w:pos="12824"/>
+                          <w:tab w:val="left" w:pos="13740"/>
+                          <w:tab w:val="left" w:pos="14656"/>
+                        </w:tabs>
+                        <w:wordWrap/>
+                        <w:autoSpaceDE/>
+                        <w:autoSpaceDN/>
+                        <w:spacing w:after="0" w:line="240" w:lineRule="auto"/>
+                        <w:jc w:val="left"/>
+                      </w:pPr>
+                      <w:r>
+                        <w:t># root 에 app 폴더를 생성</w:t>
                       </w:r>
                     </w:p>
                     <w:p>
@@ -25940,7 +26601,66 @@
                         <w:jc w:val="left"/>
                       </w:pPr>
                       <w:r>
-                        <w:t>EXPOSE 3000</w:t>
+                        <w:t>RUN mkdir /app</w:t>
+                      </w:r>
+                    </w:p>
+                    <w:p>
+                      <w:pPr>
+                        <w:widowControl/>
+                        <w:tabs>
+                          <w:tab w:val="left" w:pos="916"/>
+                          <w:tab w:val="left" w:pos="1832"/>
+                          <w:tab w:val="left" w:pos="2748"/>
+                          <w:tab w:val="left" w:pos="3664"/>
+                          <w:tab w:val="left" w:pos="4580"/>
+                          <w:tab w:val="left" w:pos="5496"/>
+                          <w:tab w:val="left" w:pos="6412"/>
+                          <w:tab w:val="left" w:pos="7328"/>
+                          <w:tab w:val="left" w:pos="8244"/>
+                          <w:tab w:val="left" w:pos="9160"/>
+                          <w:tab w:val="left" w:pos="10076"/>
+                          <w:tab w:val="left" w:pos="10992"/>
+                          <w:tab w:val="left" w:pos="11908"/>
+                          <w:tab w:val="left" w:pos="12824"/>
+                          <w:tab w:val="left" w:pos="13740"/>
+                          <w:tab w:val="left" w:pos="14656"/>
+                        </w:tabs>
+                        <w:wordWrap/>
+                        <w:autoSpaceDE/>
+                        <w:autoSpaceDN/>
+                        <w:spacing w:after="0" w:line="240" w:lineRule="auto"/>
+                        <w:jc w:val="left"/>
+                      </w:pPr>
+                    </w:p>
+                    <w:p>
+                      <w:pPr>
+                        <w:widowControl/>
+                        <w:tabs>
+                          <w:tab w:val="left" w:pos="916"/>
+                          <w:tab w:val="left" w:pos="1832"/>
+                          <w:tab w:val="left" w:pos="2748"/>
+                          <w:tab w:val="left" w:pos="3664"/>
+                          <w:tab w:val="left" w:pos="4580"/>
+                          <w:tab w:val="left" w:pos="5496"/>
+                          <w:tab w:val="left" w:pos="6412"/>
+                          <w:tab w:val="left" w:pos="7328"/>
+                          <w:tab w:val="left" w:pos="8244"/>
+                          <w:tab w:val="left" w:pos="9160"/>
+                          <w:tab w:val="left" w:pos="10076"/>
+                          <w:tab w:val="left" w:pos="10992"/>
+                          <w:tab w:val="left" w:pos="11908"/>
+                          <w:tab w:val="left" w:pos="12824"/>
+                          <w:tab w:val="left" w:pos="13740"/>
+                          <w:tab w:val="left" w:pos="14656"/>
+                        </w:tabs>
+                        <w:wordWrap/>
+                        <w:autoSpaceDE/>
+                        <w:autoSpaceDN/>
+                        <w:spacing w:after="0" w:line="240" w:lineRule="auto"/>
+                        <w:jc w:val="left"/>
+                      </w:pPr>
+                      <w:r>
+                        <w:t># work dir 고정</w:t>
                       </w:r>
                     </w:p>
                     <w:p>
@@ -25971,15 +26691,66 @@
                         <w:jc w:val="left"/>
                       </w:pPr>
                       <w:r>
-                        <w:t xml:space="preserve"># </w:t>
+                        <w:t>WORKDIR /app</w:t>
                       </w:r>
-                      <w:proofErr w:type="spellStart"/>
+                    </w:p>
+                    <w:p>
+                      <w:pPr>
+                        <w:widowControl/>
+                        <w:tabs>
+                          <w:tab w:val="left" w:pos="916"/>
+                          <w:tab w:val="left" w:pos="1832"/>
+                          <w:tab w:val="left" w:pos="2748"/>
+                          <w:tab w:val="left" w:pos="3664"/>
+                          <w:tab w:val="left" w:pos="4580"/>
+                          <w:tab w:val="left" w:pos="5496"/>
+                          <w:tab w:val="left" w:pos="6412"/>
+                          <w:tab w:val="left" w:pos="7328"/>
+                          <w:tab w:val="left" w:pos="8244"/>
+                          <w:tab w:val="left" w:pos="9160"/>
+                          <w:tab w:val="left" w:pos="10076"/>
+                          <w:tab w:val="left" w:pos="10992"/>
+                          <w:tab w:val="left" w:pos="11908"/>
+                          <w:tab w:val="left" w:pos="12824"/>
+                          <w:tab w:val="left" w:pos="13740"/>
+                          <w:tab w:val="left" w:pos="14656"/>
+                        </w:tabs>
+                        <w:wordWrap/>
+                        <w:autoSpaceDE/>
+                        <w:autoSpaceDN/>
+                        <w:spacing w:after="0" w:line="240" w:lineRule="auto"/>
+                        <w:jc w:val="left"/>
+                      </w:pPr>
+                    </w:p>
+                    <w:p>
+                      <w:pPr>
+                        <w:widowControl/>
+                        <w:tabs>
+                          <w:tab w:val="left" w:pos="916"/>
+                          <w:tab w:val="left" w:pos="1832"/>
+                          <w:tab w:val="left" w:pos="2748"/>
+                          <w:tab w:val="left" w:pos="3664"/>
+                          <w:tab w:val="left" w:pos="4580"/>
+                          <w:tab w:val="left" w:pos="5496"/>
+                          <w:tab w:val="left" w:pos="6412"/>
+                          <w:tab w:val="left" w:pos="7328"/>
+                          <w:tab w:val="left" w:pos="8244"/>
+                          <w:tab w:val="left" w:pos="9160"/>
+                          <w:tab w:val="left" w:pos="10076"/>
+                          <w:tab w:val="left" w:pos="10992"/>
+                          <w:tab w:val="left" w:pos="11908"/>
+                          <w:tab w:val="left" w:pos="12824"/>
+                          <w:tab w:val="left" w:pos="13740"/>
+                          <w:tab w:val="left" w:pos="14656"/>
+                        </w:tabs>
+                        <w:wordWrap/>
+                        <w:autoSpaceDE/>
+                        <w:autoSpaceDN/>
+                        <w:spacing w:after="0" w:line="240" w:lineRule="auto"/>
+                        <w:jc w:val="left"/>
+                      </w:pPr>
                       <w:r>
-                        <w:t>npm</w:t>
-                      </w:r>
-                      <w:proofErr w:type="spellEnd"/>
-                      <w:r>
-                        <w:t xml:space="preserve"> start 스크립트 실행</w:t>
+                        <w:t># work dir 에 build 폴더 생성 /app/build</w:t>
                       </w:r>
                     </w:p>
                     <w:p>
@@ -26010,15 +26781,277 @@
                         <w:jc w:val="left"/>
                       </w:pPr>
                       <w:r>
-                        <w:t>CMD ["</w:t>
+                        <w:t>RUN mkdir ./build</w:t>
                       </w:r>
-                      <w:proofErr w:type="spellStart"/>
+                    </w:p>
+                    <w:p>
+                      <w:pPr>
+                        <w:widowControl/>
+                        <w:tabs>
+                          <w:tab w:val="left" w:pos="916"/>
+                          <w:tab w:val="left" w:pos="1832"/>
+                          <w:tab w:val="left" w:pos="2748"/>
+                          <w:tab w:val="left" w:pos="3664"/>
+                          <w:tab w:val="left" w:pos="4580"/>
+                          <w:tab w:val="left" w:pos="5496"/>
+                          <w:tab w:val="left" w:pos="6412"/>
+                          <w:tab w:val="left" w:pos="7328"/>
+                          <w:tab w:val="left" w:pos="8244"/>
+                          <w:tab w:val="left" w:pos="9160"/>
+                          <w:tab w:val="left" w:pos="10076"/>
+                          <w:tab w:val="left" w:pos="10992"/>
+                          <w:tab w:val="left" w:pos="11908"/>
+                          <w:tab w:val="left" w:pos="12824"/>
+                          <w:tab w:val="left" w:pos="13740"/>
+                          <w:tab w:val="left" w:pos="14656"/>
+                        </w:tabs>
+                        <w:wordWrap/>
+                        <w:autoSpaceDE/>
+                        <w:autoSpaceDN/>
+                        <w:spacing w:after="0" w:line="240" w:lineRule="auto"/>
+                        <w:jc w:val="left"/>
+                      </w:pPr>
+                    </w:p>
+                    <w:p>
+                      <w:pPr>
+                        <w:widowControl/>
+                        <w:tabs>
+                          <w:tab w:val="left" w:pos="916"/>
+                          <w:tab w:val="left" w:pos="1832"/>
+                          <w:tab w:val="left" w:pos="2748"/>
+                          <w:tab w:val="left" w:pos="3664"/>
+                          <w:tab w:val="left" w:pos="4580"/>
+                          <w:tab w:val="left" w:pos="5496"/>
+                          <w:tab w:val="left" w:pos="6412"/>
+                          <w:tab w:val="left" w:pos="7328"/>
+                          <w:tab w:val="left" w:pos="8244"/>
+                          <w:tab w:val="left" w:pos="9160"/>
+                          <w:tab w:val="left" w:pos="10076"/>
+                          <w:tab w:val="left" w:pos="10992"/>
+                          <w:tab w:val="left" w:pos="11908"/>
+                          <w:tab w:val="left" w:pos="12824"/>
+                          <w:tab w:val="left" w:pos="13740"/>
+                          <w:tab w:val="left" w:pos="14656"/>
+                        </w:tabs>
+                        <w:wordWrap/>
+                        <w:autoSpaceDE/>
+                        <w:autoSpaceDN/>
+                        <w:spacing w:after="0" w:line="240" w:lineRule="auto"/>
+                        <w:jc w:val="left"/>
+                      </w:pPr>
                       <w:r>
-                        <w:t>npm</w:t>
+                        <w:t># host pc의 현재경로의 build 폴더를 workdir 의 build 폴더로 복사</w:t>
                       </w:r>
-                      <w:proofErr w:type="spellEnd"/>
+                    </w:p>
+                    <w:p>
+                      <w:pPr>
+                        <w:widowControl/>
+                        <w:tabs>
+                          <w:tab w:val="left" w:pos="916"/>
+                          <w:tab w:val="left" w:pos="1832"/>
+                          <w:tab w:val="left" w:pos="2748"/>
+                          <w:tab w:val="left" w:pos="3664"/>
+                          <w:tab w:val="left" w:pos="4580"/>
+                          <w:tab w:val="left" w:pos="5496"/>
+                          <w:tab w:val="left" w:pos="6412"/>
+                          <w:tab w:val="left" w:pos="7328"/>
+                          <w:tab w:val="left" w:pos="8244"/>
+                          <w:tab w:val="left" w:pos="9160"/>
+                          <w:tab w:val="left" w:pos="10076"/>
+                          <w:tab w:val="left" w:pos="10992"/>
+                          <w:tab w:val="left" w:pos="11908"/>
+                          <w:tab w:val="left" w:pos="12824"/>
+                          <w:tab w:val="left" w:pos="13740"/>
+                          <w:tab w:val="left" w:pos="14656"/>
+                        </w:tabs>
+                        <w:wordWrap/>
+                        <w:autoSpaceDE/>
+                        <w:autoSpaceDN/>
+                        <w:spacing w:after="0" w:line="240" w:lineRule="auto"/>
+                        <w:jc w:val="left"/>
+                      </w:pPr>
                       <w:r>
-                        <w:t>", "start"]</w:t>
+                        <w:t>ADD ./build ./build</w:t>
+                      </w:r>
+                    </w:p>
+                    <w:p>
+                      <w:pPr>
+                        <w:widowControl/>
+                        <w:tabs>
+                          <w:tab w:val="left" w:pos="916"/>
+                          <w:tab w:val="left" w:pos="1832"/>
+                          <w:tab w:val="left" w:pos="2748"/>
+                          <w:tab w:val="left" w:pos="3664"/>
+                          <w:tab w:val="left" w:pos="4580"/>
+                          <w:tab w:val="left" w:pos="5496"/>
+                          <w:tab w:val="left" w:pos="6412"/>
+                          <w:tab w:val="left" w:pos="7328"/>
+                          <w:tab w:val="left" w:pos="8244"/>
+                          <w:tab w:val="left" w:pos="9160"/>
+                          <w:tab w:val="left" w:pos="10076"/>
+                          <w:tab w:val="left" w:pos="10992"/>
+                          <w:tab w:val="left" w:pos="11908"/>
+                          <w:tab w:val="left" w:pos="12824"/>
+                          <w:tab w:val="left" w:pos="13740"/>
+                          <w:tab w:val="left" w:pos="14656"/>
+                        </w:tabs>
+                        <w:wordWrap/>
+                        <w:autoSpaceDE/>
+                        <w:autoSpaceDN/>
+                        <w:spacing w:after="0" w:line="240" w:lineRule="auto"/>
+                        <w:jc w:val="left"/>
+                      </w:pPr>
+                    </w:p>
+                    <w:p>
+                      <w:pPr>
+                        <w:widowControl/>
+                        <w:tabs>
+                          <w:tab w:val="left" w:pos="916"/>
+                          <w:tab w:val="left" w:pos="1832"/>
+                          <w:tab w:val="left" w:pos="2748"/>
+                          <w:tab w:val="left" w:pos="3664"/>
+                          <w:tab w:val="left" w:pos="4580"/>
+                          <w:tab w:val="left" w:pos="5496"/>
+                          <w:tab w:val="left" w:pos="6412"/>
+                          <w:tab w:val="left" w:pos="7328"/>
+                          <w:tab w:val="left" w:pos="8244"/>
+                          <w:tab w:val="left" w:pos="9160"/>
+                          <w:tab w:val="left" w:pos="10076"/>
+                          <w:tab w:val="left" w:pos="10992"/>
+                          <w:tab w:val="left" w:pos="11908"/>
+                          <w:tab w:val="left" w:pos="12824"/>
+                          <w:tab w:val="left" w:pos="13740"/>
+                          <w:tab w:val="left" w:pos="14656"/>
+                        </w:tabs>
+                        <w:wordWrap/>
+                        <w:autoSpaceDE/>
+                        <w:autoSpaceDN/>
+                        <w:spacing w:after="0" w:line="240" w:lineRule="auto"/>
+                        <w:jc w:val="left"/>
+                      </w:pPr>
+                      <w:r>
+                        <w:t># host pc 의 nginx.conf 를 아래 경로에 복사</w:t>
+                      </w:r>
+                    </w:p>
+                    <w:p>
+                      <w:pPr>
+                        <w:widowControl/>
+                        <w:tabs>
+                          <w:tab w:val="left" w:pos="916"/>
+                          <w:tab w:val="left" w:pos="1832"/>
+                          <w:tab w:val="left" w:pos="2748"/>
+                          <w:tab w:val="left" w:pos="3664"/>
+                          <w:tab w:val="left" w:pos="4580"/>
+                          <w:tab w:val="left" w:pos="5496"/>
+                          <w:tab w:val="left" w:pos="6412"/>
+                          <w:tab w:val="left" w:pos="7328"/>
+                          <w:tab w:val="left" w:pos="8244"/>
+                          <w:tab w:val="left" w:pos="9160"/>
+                          <w:tab w:val="left" w:pos="10076"/>
+                          <w:tab w:val="left" w:pos="10992"/>
+                          <w:tab w:val="left" w:pos="11908"/>
+                          <w:tab w:val="left" w:pos="12824"/>
+                          <w:tab w:val="left" w:pos="13740"/>
+                          <w:tab w:val="left" w:pos="14656"/>
+                        </w:tabs>
+                        <w:wordWrap/>
+                        <w:autoSpaceDE/>
+                        <w:autoSpaceDN/>
+                        <w:spacing w:after="0" w:line="240" w:lineRule="auto"/>
+                        <w:jc w:val="left"/>
+                      </w:pPr>
+                      <w:r>
+                        <w:t>COPY ./nginx.conf /etc/nginx/conf.d</w:t>
+                      </w:r>
+                    </w:p>
+                    <w:p>
+                      <w:pPr>
+                        <w:widowControl/>
+                        <w:tabs>
+                          <w:tab w:val="left" w:pos="916"/>
+                          <w:tab w:val="left" w:pos="1832"/>
+                          <w:tab w:val="left" w:pos="2748"/>
+                          <w:tab w:val="left" w:pos="3664"/>
+                          <w:tab w:val="left" w:pos="4580"/>
+                          <w:tab w:val="left" w:pos="5496"/>
+                          <w:tab w:val="left" w:pos="6412"/>
+                          <w:tab w:val="left" w:pos="7328"/>
+                          <w:tab w:val="left" w:pos="8244"/>
+                          <w:tab w:val="left" w:pos="9160"/>
+                          <w:tab w:val="left" w:pos="10076"/>
+                          <w:tab w:val="left" w:pos="10992"/>
+                          <w:tab w:val="left" w:pos="11908"/>
+                          <w:tab w:val="left" w:pos="12824"/>
+                          <w:tab w:val="left" w:pos="13740"/>
+                          <w:tab w:val="left" w:pos="14656"/>
+                        </w:tabs>
+                        <w:wordWrap/>
+                        <w:autoSpaceDE/>
+                        <w:autoSpaceDN/>
+                        <w:spacing w:after="0" w:line="240" w:lineRule="auto"/>
+                        <w:jc w:val="left"/>
+                      </w:pPr>
+                    </w:p>
+                    <w:p>
+                      <w:pPr>
+                        <w:widowControl/>
+                        <w:tabs>
+                          <w:tab w:val="left" w:pos="916"/>
+                          <w:tab w:val="left" w:pos="1832"/>
+                          <w:tab w:val="left" w:pos="2748"/>
+                          <w:tab w:val="left" w:pos="3664"/>
+                          <w:tab w:val="left" w:pos="4580"/>
+                          <w:tab w:val="left" w:pos="5496"/>
+                          <w:tab w:val="left" w:pos="6412"/>
+                          <w:tab w:val="left" w:pos="7328"/>
+                          <w:tab w:val="left" w:pos="8244"/>
+                          <w:tab w:val="left" w:pos="9160"/>
+                          <w:tab w:val="left" w:pos="10076"/>
+                          <w:tab w:val="left" w:pos="10992"/>
+                          <w:tab w:val="left" w:pos="11908"/>
+                          <w:tab w:val="left" w:pos="12824"/>
+                          <w:tab w:val="left" w:pos="13740"/>
+                          <w:tab w:val="left" w:pos="14656"/>
+                        </w:tabs>
+                        <w:wordWrap/>
+                        <w:autoSpaceDE/>
+                        <w:autoSpaceDN/>
+                        <w:spacing w:after="0" w:line="240" w:lineRule="auto"/>
+                        <w:jc w:val="left"/>
+                      </w:pPr>
+                      <w:r>
+                        <w:t># container 실행 시 자동으로 실행할 command. nginx 시작함</w:t>
+                      </w:r>
+                    </w:p>
+                    <w:p>
+                      <w:pPr>
+                        <w:widowControl/>
+                        <w:tabs>
+                          <w:tab w:val="left" w:pos="916"/>
+                          <w:tab w:val="left" w:pos="1832"/>
+                          <w:tab w:val="left" w:pos="2748"/>
+                          <w:tab w:val="left" w:pos="3664"/>
+                          <w:tab w:val="left" w:pos="4580"/>
+                          <w:tab w:val="left" w:pos="5496"/>
+                          <w:tab w:val="left" w:pos="6412"/>
+                          <w:tab w:val="left" w:pos="7328"/>
+                          <w:tab w:val="left" w:pos="8244"/>
+                          <w:tab w:val="left" w:pos="9160"/>
+                          <w:tab w:val="left" w:pos="10076"/>
+                          <w:tab w:val="left" w:pos="10992"/>
+                          <w:tab w:val="left" w:pos="11908"/>
+                          <w:tab w:val="left" w:pos="12824"/>
+                          <w:tab w:val="left" w:pos="13740"/>
+                          <w:tab w:val="left" w:pos="14656"/>
+                        </w:tabs>
+                        <w:wordWrap/>
+                        <w:autoSpaceDE/>
+                        <w:autoSpaceDN/>
+                        <w:spacing w:after="0" w:line="240" w:lineRule="auto"/>
+                        <w:jc w:val="left"/>
+                      </w:pPr>
+                      <w:r>
+                        <w:t>CMD ["nginx", "-g", "daemon off;"]</w:t>
                       </w:r>
                     </w:p>
                   </w:txbxContent>
@@ -26091,7 +27124,6 @@
           <w:sz w:val="28"/>
           <w:szCs w:val="28"/>
         </w:rPr>
-        <w:lastRenderedPageBreak/>
         <w:t>3</w:t>
       </w:r>
       <w:r>
@@ -26836,9 +27868,6 @@
       <w:pPr>
         <w:spacing w:after="0"/>
         <w:jc w:val="left"/>
-        <w:rPr>
-          <w:rFonts w:hint="eastAsia"/>
-        </w:rPr>
       </w:pPr>
     </w:p>
     <w:p>
@@ -26859,7 +27888,6 @@
         <w:jc w:val="left"/>
       </w:pPr>
       <w:r>
-        <w:lastRenderedPageBreak/>
         <w:t>Dockerfile</w:t>
       </w:r>
     </w:p>
@@ -26999,9 +28027,6 @@
                               <w:autoSpaceDN/>
                               <w:spacing w:after="0" w:line="240" w:lineRule="auto"/>
                               <w:jc w:val="left"/>
-                              <w:rPr>
-                                <w:rFonts w:hint="eastAsia"/>
-                              </w:rPr>
                             </w:pPr>
                             <w:r>
                               <w:t xml:space="preserve">ENV SPRING_DATASOURCE_URL </w:t>
@@ -28196,7 +29221,7 @@
               </wp:inline>
             </w:drawing>
           </mc:Choice>
-          <mc:Fallback xmlns:w16sdtdh="http://schemas.microsoft.com/office/word/2020/wordml/sdtdatahash" xmlns:w16="http://schemas.microsoft.com/office/word/2018/wordml" xmlns:w16cid="http://schemas.microsoft.com/office/word/2016/wordml/cid" xmlns:w16cex="http://schemas.microsoft.com/office/word/2018/wordml/cex" xmlns:oel="http://schemas.microsoft.com/office/2019/extlst" xmlns:am3d="http://schemas.microsoft.com/office/drawing/2017/model3d" xmlns:aink="http://schemas.microsoft.com/office/drawing/2016/ink" xmlns:cx8="http://schemas.microsoft.com/office/drawing/2016/5/14/chartex" xmlns:cx7="http://schemas.microsoft.com/office/drawing/2016/5/13/chartex" xmlns:cx6="http://schemas.microsoft.com/office/drawing/2016/5/12/chartex" xmlns:cx5="http://schemas.microsoft.com/office/drawing/2016/5/11/chartex" xmlns:cx4="http://schemas.microsoft.com/office/drawing/2016/5/10/chartex" xmlns:cx3="http://schemas.microsoft.com/office/drawing/2016/5/9/chartex" xmlns:cx2="http://schemas.microsoft.com/office/drawing/2015/10/21/chartex" xmlns:cx1="http://schemas.microsoft.com/office/drawing/2015/9/8/chartex">
+          <mc:Fallback xmlns:cx1="http://schemas.microsoft.com/office/drawing/2015/9/8/chartex" xmlns:cx2="http://schemas.microsoft.com/office/drawing/2015/10/21/chartex" xmlns:cx3="http://schemas.microsoft.com/office/drawing/2016/5/9/chartex" xmlns:cx4="http://schemas.microsoft.com/office/drawing/2016/5/10/chartex" xmlns:cx5="http://schemas.microsoft.com/office/drawing/2016/5/11/chartex" xmlns:cx6="http://schemas.microsoft.com/office/drawing/2016/5/12/chartex" xmlns:cx7="http://schemas.microsoft.com/office/drawing/2016/5/13/chartex" xmlns:cx8="http://schemas.microsoft.com/office/drawing/2016/5/14/chartex" xmlns:aink="http://schemas.microsoft.com/office/drawing/2016/ink" xmlns:am3d="http://schemas.microsoft.com/office/drawing/2017/model3d" xmlns:oel="http://schemas.microsoft.com/office/2019/extlst" xmlns:w16cex="http://schemas.microsoft.com/office/word/2018/wordml/cex" xmlns:w16cid="http://schemas.microsoft.com/office/word/2016/wordml/cid" xmlns:w16="http://schemas.microsoft.com/office/word/2018/wordml" xmlns:w16sdtdh="http://schemas.microsoft.com/office/word/2020/wordml/sdtdatahash">
             <w:pict>
               <v:shape w14:anchorId="32505A81" id="Text Box 38" o:spid="_x0000_s1051" type="#_x0000_t202" style="width:447pt;height:163.6pt;visibility:visible;mso-wrap-style:square;mso-left-percent:-10001;mso-top-percent:-10001;mso-position-horizontal:absolute;mso-position-horizontal-relative:char;mso-position-vertical:absolute;mso-position-vertical-relative:line;mso-left-percent:-10001;mso-top-percent:-10001;v-text-anchor:top" o:gfxdata="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" fillcolor="white [3201]" strokeweight=".5pt">
                 <v:textbox>
@@ -28538,7 +29563,6 @@
           <w:color w:val="000000" w:themeColor="text1"/>
           <w:sz w:val="22"/>
         </w:rPr>
-        <w:lastRenderedPageBreak/>
         <w:t>M</w:t>
       </w:r>
       <w:r>
@@ -28833,7 +29857,7 @@
               </wp:inline>
             </w:drawing>
           </mc:Choice>
-          <mc:Fallback xmlns:w16sdtdh="http://schemas.microsoft.com/office/word/2020/wordml/sdtdatahash" xmlns:w16="http://schemas.microsoft.com/office/word/2018/wordml" xmlns:w16cid="http://schemas.microsoft.com/office/word/2016/wordml/cid" xmlns:w16cex="http://schemas.microsoft.com/office/word/2018/wordml/cex" xmlns:oel="http://schemas.microsoft.com/office/2019/extlst" xmlns:am3d="http://schemas.microsoft.com/office/drawing/2017/model3d" xmlns:aink="http://schemas.microsoft.com/office/drawing/2016/ink" xmlns:cx8="http://schemas.microsoft.com/office/drawing/2016/5/14/chartex" xmlns:cx7="http://schemas.microsoft.com/office/drawing/2016/5/13/chartex" xmlns:cx6="http://schemas.microsoft.com/office/drawing/2016/5/12/chartex" xmlns:cx5="http://schemas.microsoft.com/office/drawing/2016/5/11/chartex" xmlns:cx4="http://schemas.microsoft.com/office/drawing/2016/5/10/chartex" xmlns:cx3="http://schemas.microsoft.com/office/drawing/2016/5/9/chartex" xmlns:cx2="http://schemas.microsoft.com/office/drawing/2015/10/21/chartex" xmlns:cx1="http://schemas.microsoft.com/office/drawing/2015/9/8/chartex">
+          <mc:Fallback xmlns:cx1="http://schemas.microsoft.com/office/drawing/2015/9/8/chartex" xmlns:cx2="http://schemas.microsoft.com/office/drawing/2015/10/21/chartex" xmlns:cx3="http://schemas.microsoft.com/office/drawing/2016/5/9/chartex" xmlns:cx4="http://schemas.microsoft.com/office/drawing/2016/5/10/chartex" xmlns:cx5="http://schemas.microsoft.com/office/drawing/2016/5/11/chartex" xmlns:cx6="http://schemas.microsoft.com/office/drawing/2016/5/12/chartex" xmlns:cx7="http://schemas.microsoft.com/office/drawing/2016/5/13/chartex" xmlns:cx8="http://schemas.microsoft.com/office/drawing/2016/5/14/chartex" xmlns:aink="http://schemas.microsoft.com/office/drawing/2016/ink" xmlns:am3d="http://schemas.microsoft.com/office/drawing/2017/model3d" xmlns:oel="http://schemas.microsoft.com/office/2019/extlst" xmlns:w16cex="http://schemas.microsoft.com/office/word/2018/wordml/cex" xmlns:w16cid="http://schemas.microsoft.com/office/word/2016/wordml/cid" xmlns:w16="http://schemas.microsoft.com/office/word/2018/wordml" xmlns:w16sdtdh="http://schemas.microsoft.com/office/word/2020/wordml/sdtdatahash">
             <w:pict>
               <v:shape w14:anchorId="51EA67CF" id="Text Box 39" o:spid="_x0000_s1052" type="#_x0000_t202" style="width:447pt;height:144.6pt;visibility:visible;mso-wrap-style:square;mso-left-percent:-10001;mso-top-percent:-10001;mso-position-horizontal:absolute;mso-position-horizontal-relative:char;mso-position-vertical:absolute;mso-position-vertical-relative:line;mso-left-percent:-10001;mso-top-percent:-10001;v-text-anchor:top" o:gfxdata="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" fillcolor="white [3201]" strokeweight=".5pt">
                 <v:textbox>
@@ -29311,7 +30335,7 @@
               </wp:inline>
             </w:drawing>
           </mc:Choice>
-          <mc:Fallback xmlns:w16sdtdh="http://schemas.microsoft.com/office/word/2020/wordml/sdtdatahash" xmlns:w16="http://schemas.microsoft.com/office/word/2018/wordml" xmlns:w16cid="http://schemas.microsoft.com/office/word/2016/wordml/cid" xmlns:w16cex="http://schemas.microsoft.com/office/word/2018/wordml/cex" xmlns:oel="http://schemas.microsoft.com/office/2019/extlst" xmlns:am3d="http://schemas.microsoft.com/office/drawing/2017/model3d" xmlns:aink="http://schemas.microsoft.com/office/drawing/2016/ink" xmlns:cx8="http://schemas.microsoft.com/office/drawing/2016/5/14/chartex" xmlns:cx7="http://schemas.microsoft.com/office/drawing/2016/5/13/chartex" xmlns:cx6="http://schemas.microsoft.com/office/drawing/2016/5/12/chartex" xmlns:cx5="http://schemas.microsoft.com/office/drawing/2016/5/11/chartex" xmlns:cx4="http://schemas.microsoft.com/office/drawing/2016/5/10/chartex" xmlns:cx3="http://schemas.microsoft.com/office/drawing/2016/5/9/chartex" xmlns:cx2="http://schemas.microsoft.com/office/drawing/2015/10/21/chartex" xmlns:cx1="http://schemas.microsoft.com/office/drawing/2015/9/8/chartex">
+          <mc:Fallback xmlns:cx1="http://schemas.microsoft.com/office/drawing/2015/9/8/chartex" xmlns:cx2="http://schemas.microsoft.com/office/drawing/2015/10/21/chartex" xmlns:cx3="http://schemas.microsoft.com/office/drawing/2016/5/9/chartex" xmlns:cx4="http://schemas.microsoft.com/office/drawing/2016/5/10/chartex" xmlns:cx5="http://schemas.microsoft.com/office/drawing/2016/5/11/chartex" xmlns:cx6="http://schemas.microsoft.com/office/drawing/2016/5/12/chartex" xmlns:cx7="http://schemas.microsoft.com/office/drawing/2016/5/13/chartex" xmlns:cx8="http://schemas.microsoft.com/office/drawing/2016/5/14/chartex" xmlns:aink="http://schemas.microsoft.com/office/drawing/2016/ink" xmlns:am3d="http://schemas.microsoft.com/office/drawing/2017/model3d" xmlns:oel="http://schemas.microsoft.com/office/2019/extlst" xmlns:w16cex="http://schemas.microsoft.com/office/word/2018/wordml/cex" xmlns:w16cid="http://schemas.microsoft.com/office/word/2016/wordml/cid" xmlns:w16="http://schemas.microsoft.com/office/word/2018/wordml" xmlns:w16sdtdh="http://schemas.microsoft.com/office/word/2020/wordml/sdtdatahash">
             <w:pict>
               <v:shape w14:anchorId="35C511EB" id="Text Box 40" o:spid="_x0000_s1053" type="#_x0000_t202" style="width:447pt;height:76.6pt;visibility:visible;mso-wrap-style:square;mso-left-percent:-10001;mso-top-percent:-10001;mso-position-horizontal:absolute;mso-position-horizontal-relative:char;mso-position-vertical:absolute;mso-position-vertical-relative:line;mso-left-percent:-10001;mso-top-percent:-10001;v-text-anchor:top" o:gfxdata="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" fillcolor="white [3201]" strokeweight=".5pt">
                 <v:textbox>
